--- a/7-技术管理/运行记录类文件/070204-2026年度运维服务技术研发报告（第一季度）.docx
+++ b/7-技术管理/运行记录类文件/070204-2026年度运维服务技术研发报告（第一季度）.docx
@@ -43,7 +43,7 @@
           <w:lang w:val="en-US" w:eastAsia="zh-CN"/>
         </w:rPr>
       </w:pPr>
-      <w:bookmarkStart w:id="0" w:name="_Toc30767"/>
+      <w:bookmarkStart w:id="0" w:name="_Toc10613"/>
       <w:r>
         <w:rPr>
           <w:rFonts w:hint="eastAsia"/>
@@ -95,7 +95,7 @@
         <w:snapToGrid w:val="0"/>
         <w:textAlignment w:val="baseline"/>
       </w:pPr>
-      <w:bookmarkStart w:id="1" w:name="_Toc3390"/>
+      <w:bookmarkStart w:id="1" w:name="_Toc12827"/>
       <w:r>
         <w:t>江苏云储智能科技有限公司</w:t>
       </w:r>
@@ -220,7 +220,7 @@
           <w:szCs w:val="21"/>
         </w:rPr>
       </w:pPr>
-      <w:bookmarkStart w:id="2" w:name="_Toc423"/>
+      <w:bookmarkStart w:id="2" w:name="_Toc15800"/>
       <w:r>
         <w:rPr>
           <w:rFonts w:ascii="宋体" w:hAnsi="宋体" w:eastAsia="宋体" w:cs="宋体"/>
@@ -1049,6 +1049,12 @@
             <w:insideH w:val="single" w:color="000000" w:sz="4" w:space="0"/>
             <w:insideV w:val="single" w:color="000000" w:sz="4" w:space="0"/>
           </w:tblBorders>
+          <w:tblCellMar>
+            <w:top w:w="0" w:type="dxa"/>
+            <w:left w:w="0" w:type="dxa"/>
+            <w:bottom w:w="0" w:type="dxa"/>
+            <w:right w:w="0" w:type="dxa"/>
+          </w:tblCellMar>
         </w:tblPrEx>
         <w:trPr>
           <w:trHeight w:val="474" w:hRule="atLeast"/>
@@ -1345,6 +1351,12 @@
             <w:insideH w:val="single" w:color="000000" w:sz="4" w:space="0"/>
             <w:insideV w:val="single" w:color="000000" w:sz="4" w:space="0"/>
           </w:tblBorders>
+          <w:tblCellMar>
+            <w:top w:w="0" w:type="dxa"/>
+            <w:left w:w="0" w:type="dxa"/>
+            <w:bottom w:w="0" w:type="dxa"/>
+            <w:right w:w="0" w:type="dxa"/>
+          </w:tblCellMar>
         </w:tblPrEx>
         <w:trPr>
           <w:trHeight w:val="589" w:hRule="atLeast"/>
@@ -1506,46 +1518,6 @@
       <w:r>
         <w:br w:type="page"/>
       </w:r>
-    </w:p>
-    <w:p>
-      <w:pPr>
-        <w:pStyle w:val="12"/>
-        <w:keepNext w:val="0"/>
-        <w:keepLines w:val="0"/>
-        <w:pageBreakBefore w:val="0"/>
-        <w:widowControl w:val="0"/>
-        <w:kinsoku w:val="0"/>
-        <w:wordWrap/>
-        <w:overflowPunct/>
-        <w:topLinePunct w:val="0"/>
-        <w:autoSpaceDE w:val="0"/>
-        <w:autoSpaceDN w:val="0"/>
-        <w:bidi w:val="0"/>
-        <w:adjustRightInd w:val="0"/>
-        <w:snapToGrid w:val="0"/>
-        <w:spacing w:line="354" w:lineRule="auto"/>
-        <w:textAlignment w:val="baseline"/>
-      </w:pPr>
-    </w:p>
-    <w:p>
-      <w:pPr>
-        <w:pStyle w:val="12"/>
-        <w:keepNext w:val="0"/>
-        <w:keepLines w:val="0"/>
-        <w:pageBreakBefore w:val="0"/>
-        <w:widowControl w:val="0"/>
-        <w:kinsoku w:val="0"/>
-        <w:wordWrap/>
-        <w:overflowPunct/>
-        <w:topLinePunct w:val="0"/>
-        <w:autoSpaceDE w:val="0"/>
-        <w:autoSpaceDN w:val="0"/>
-        <w:bidi w:val="0"/>
-        <w:adjustRightInd w:val="0"/>
-        <w:snapToGrid w:val="0"/>
-        <w:spacing w:line="354" w:lineRule="auto"/>
-        <w:textAlignment w:val="baseline"/>
-      </w:pPr>
     </w:p>
     <w:sdt>
       <w:sdtPr>
@@ -1607,9 +1579,23 @@
         <w:p>
           <w:pPr>
             <w:pStyle w:val="16"/>
+            <w:keepNext w:val="0"/>
+            <w:keepLines w:val="0"/>
+            <w:pageBreakBefore w:val="0"/>
+            <w:widowControl w:val="0"/>
             <w:tabs>
               <w:tab w:val="right" w:leader="dot" w:pos="8554"/>
             </w:tabs>
+            <w:kinsoku w:val="0"/>
+            <w:wordWrap/>
+            <w:overflowPunct/>
+            <w:topLinePunct w:val="0"/>
+            <w:autoSpaceDE w:val="0"/>
+            <w:autoSpaceDN w:val="0"/>
+            <w:bidi w:val="0"/>
+            <w:adjustRightInd w:val="0"/>
+            <w:snapToGrid w:val="0"/>
+            <w:textAlignment w:val="baseline"/>
           </w:pPr>
           <w:r>
             <w:rPr>
@@ -1647,7 +1633,7 @@
               <w:rFonts w:hint="eastAsia" w:ascii="Microsoft JhengHei" w:hAnsi="Microsoft JhengHei" w:eastAsia="Microsoft JhengHei" w:cs="Microsoft JhengHei"/>
               <w:szCs w:val="24"/>
             </w:rPr>
-            <w:instrText xml:space="preserve"> HYPERLINK \l _Toc30767 </w:instrText>
+            <w:instrText xml:space="preserve"> HYPERLINK \l _Toc10613 </w:instrText>
           </w:r>
           <w:r>
             <w:rPr>
@@ -1671,7 +1657,21 @@
               <w:rFonts w:hint="eastAsia"/>
               <w:lang w:val="en-US" w:eastAsia="zh-CN"/>
             </w:rPr>
-            <w:t>报告 （第一季度）</w:t>
+            <w:t>报告</w:t>
+          </w:r>
+          <w:r>
+            <w:rPr>
+              <w:rFonts w:hint="eastAsia"/>
+              <w:lang w:val="en-US" w:eastAsia="zh-CN"/>
+            </w:rPr>
+            <w:t xml:space="preserve"> </w:t>
+          </w:r>
+          <w:r>
+            <w:rPr>
+              <w:rFonts w:hint="eastAsia"/>
+              <w:lang w:val="en-US" w:eastAsia="zh-CN"/>
+            </w:rPr>
+            <w:t>（第一季度）</w:t>
           </w:r>
           <w:r>
             <w:tab/>
@@ -1680,7 +1680,7 @@
             <w:fldChar w:fldCharType="begin"/>
           </w:r>
           <w:r>
-            <w:instrText xml:space="preserve"> PAGEREF _Toc30767 \h </w:instrText>
+            <w:instrText xml:space="preserve"> PAGEREF _Toc10613 \h </w:instrText>
           </w:r>
           <w:r>
             <w:fldChar w:fldCharType="separate"/>
@@ -1702,9 +1702,23 @@
         <w:p>
           <w:pPr>
             <w:pStyle w:val="16"/>
+            <w:keepNext w:val="0"/>
+            <w:keepLines w:val="0"/>
+            <w:pageBreakBefore w:val="0"/>
+            <w:widowControl w:val="0"/>
             <w:tabs>
               <w:tab w:val="right" w:leader="dot" w:pos="8554"/>
             </w:tabs>
+            <w:kinsoku w:val="0"/>
+            <w:wordWrap/>
+            <w:overflowPunct/>
+            <w:topLinePunct w:val="0"/>
+            <w:autoSpaceDE w:val="0"/>
+            <w:autoSpaceDN w:val="0"/>
+            <w:bidi w:val="0"/>
+            <w:adjustRightInd w:val="0"/>
+            <w:snapToGrid w:val="0"/>
+            <w:textAlignment w:val="baseline"/>
           </w:pPr>
           <w:r>
             <w:rPr>
@@ -1718,7 +1732,7 @@
               <w:rFonts w:hint="eastAsia" w:ascii="Microsoft JhengHei" w:hAnsi="Microsoft JhengHei" w:eastAsia="Microsoft JhengHei" w:cs="Microsoft JhengHei"/>
               <w:szCs w:val="24"/>
             </w:rPr>
-            <w:instrText xml:space="preserve"> HYPERLINK \l _Toc3390 </w:instrText>
+            <w:instrText xml:space="preserve"> HYPERLINK \l _Toc12827 </w:instrText>
           </w:r>
           <w:r>
             <w:rPr>
@@ -1737,7 +1751,7 @@
             <w:fldChar w:fldCharType="begin"/>
           </w:r>
           <w:r>
-            <w:instrText xml:space="preserve"> PAGEREF _Toc3390 \h </w:instrText>
+            <w:instrText xml:space="preserve"> PAGEREF _Toc12827 \h </w:instrText>
           </w:r>
           <w:r>
             <w:fldChar w:fldCharType="separate"/>
@@ -1759,9 +1773,23 @@
         <w:p>
           <w:pPr>
             <w:pStyle w:val="16"/>
+            <w:keepNext w:val="0"/>
+            <w:keepLines w:val="0"/>
+            <w:pageBreakBefore w:val="0"/>
+            <w:widowControl w:val="0"/>
             <w:tabs>
               <w:tab w:val="right" w:leader="dot" w:pos="8554"/>
             </w:tabs>
+            <w:kinsoku w:val="0"/>
+            <w:wordWrap/>
+            <w:overflowPunct/>
+            <w:topLinePunct w:val="0"/>
+            <w:autoSpaceDE w:val="0"/>
+            <w:autoSpaceDN w:val="0"/>
+            <w:bidi w:val="0"/>
+            <w:adjustRightInd w:val="0"/>
+            <w:snapToGrid w:val="0"/>
+            <w:textAlignment w:val="baseline"/>
           </w:pPr>
           <w:r>
             <w:rPr>
@@ -1775,7 +1803,7 @@
               <w:rFonts w:hint="eastAsia" w:ascii="Microsoft JhengHei" w:hAnsi="Microsoft JhengHei" w:eastAsia="Microsoft JhengHei" w:cs="Microsoft JhengHei"/>
               <w:szCs w:val="24"/>
             </w:rPr>
-            <w:instrText xml:space="preserve"> HYPERLINK \l _Toc423 </w:instrText>
+            <w:instrText xml:space="preserve"> HYPERLINK \l _Toc15800 </w:instrText>
           </w:r>
           <w:r>
             <w:rPr>
@@ -1799,7 +1827,7 @@
             <w:fldChar w:fldCharType="begin"/>
           </w:r>
           <w:r>
-            <w:instrText xml:space="preserve"> PAGEREF _Toc423 \h </w:instrText>
+            <w:instrText xml:space="preserve"> PAGEREF _Toc15800 \h </w:instrText>
           </w:r>
           <w:r>
             <w:fldChar w:fldCharType="separate"/>
@@ -1821,9 +1849,23 @@
         <w:p>
           <w:pPr>
             <w:pStyle w:val="16"/>
+            <w:keepNext w:val="0"/>
+            <w:keepLines w:val="0"/>
+            <w:pageBreakBefore w:val="0"/>
+            <w:widowControl w:val="0"/>
             <w:tabs>
               <w:tab w:val="right" w:leader="dot" w:pos="8554"/>
             </w:tabs>
+            <w:kinsoku w:val="0"/>
+            <w:wordWrap/>
+            <w:overflowPunct/>
+            <w:topLinePunct w:val="0"/>
+            <w:autoSpaceDE w:val="0"/>
+            <w:autoSpaceDN w:val="0"/>
+            <w:bidi w:val="0"/>
+            <w:adjustRightInd w:val="0"/>
+            <w:snapToGrid w:val="0"/>
+            <w:textAlignment w:val="baseline"/>
           </w:pPr>
           <w:r>
             <w:rPr>
@@ -1837,7 +1879,7 @@
               <w:rFonts w:hint="eastAsia" w:ascii="Microsoft JhengHei" w:hAnsi="Microsoft JhengHei" w:eastAsia="Microsoft JhengHei" w:cs="Microsoft JhengHei"/>
               <w:szCs w:val="24"/>
             </w:rPr>
-            <w:instrText xml:space="preserve"> HYPERLINK \l _Toc17631 </w:instrText>
+            <w:instrText xml:space="preserve"> HYPERLINK \l _Toc21154 </w:instrText>
           </w:r>
           <w:r>
             <w:rPr>
@@ -1862,7 +1904,7 @@
             <w:fldChar w:fldCharType="begin"/>
           </w:r>
           <w:r>
-            <w:instrText xml:space="preserve"> PAGEREF _Toc17631 \h </w:instrText>
+            <w:instrText xml:space="preserve"> PAGEREF _Toc21154 \h </w:instrText>
           </w:r>
           <w:r>
             <w:fldChar w:fldCharType="separate"/>
@@ -1884,9 +1926,23 @@
         <w:p>
           <w:pPr>
             <w:pStyle w:val="16"/>
+            <w:keepNext w:val="0"/>
+            <w:keepLines w:val="0"/>
+            <w:pageBreakBefore w:val="0"/>
+            <w:widowControl w:val="0"/>
             <w:tabs>
               <w:tab w:val="right" w:leader="dot" w:pos="8554"/>
             </w:tabs>
+            <w:kinsoku w:val="0"/>
+            <w:wordWrap/>
+            <w:overflowPunct/>
+            <w:topLinePunct w:val="0"/>
+            <w:autoSpaceDE w:val="0"/>
+            <w:autoSpaceDN w:val="0"/>
+            <w:bidi w:val="0"/>
+            <w:adjustRightInd w:val="0"/>
+            <w:snapToGrid w:val="0"/>
+            <w:textAlignment w:val="baseline"/>
           </w:pPr>
           <w:r>
             <w:rPr>
@@ -1900,7 +1956,7 @@
               <w:rFonts w:hint="eastAsia" w:ascii="Microsoft JhengHei" w:hAnsi="Microsoft JhengHei" w:eastAsia="Microsoft JhengHei" w:cs="Microsoft JhengHei"/>
               <w:szCs w:val="24"/>
             </w:rPr>
-            <w:instrText xml:space="preserve"> HYPERLINK \l _Toc10324 </w:instrText>
+            <w:instrText xml:space="preserve"> HYPERLINK \l _Toc13135 </w:instrText>
           </w:r>
           <w:r>
             <w:rPr>
@@ -1925,7 +1981,7 @@
             <w:fldChar w:fldCharType="begin"/>
           </w:r>
           <w:r>
-            <w:instrText xml:space="preserve"> PAGEREF _Toc10324 \h </w:instrText>
+            <w:instrText xml:space="preserve"> PAGEREF _Toc13135 \h </w:instrText>
           </w:r>
           <w:r>
             <w:fldChar w:fldCharType="separate"/>
@@ -1947,9 +2003,23 @@
         <w:p>
           <w:pPr>
             <w:pStyle w:val="17"/>
+            <w:keepNext w:val="0"/>
+            <w:keepLines w:val="0"/>
+            <w:pageBreakBefore w:val="0"/>
+            <w:widowControl w:val="0"/>
             <w:tabs>
               <w:tab w:val="right" w:leader="dot" w:pos="8554"/>
             </w:tabs>
+            <w:kinsoku w:val="0"/>
+            <w:wordWrap/>
+            <w:overflowPunct/>
+            <w:topLinePunct w:val="0"/>
+            <w:autoSpaceDE w:val="0"/>
+            <w:autoSpaceDN w:val="0"/>
+            <w:bidi w:val="0"/>
+            <w:adjustRightInd w:val="0"/>
+            <w:snapToGrid w:val="0"/>
+            <w:textAlignment w:val="baseline"/>
           </w:pPr>
           <w:r>
             <w:rPr>
@@ -1963,7 +2033,7 @@
               <w:rFonts w:hint="eastAsia" w:ascii="Microsoft JhengHei" w:hAnsi="Microsoft JhengHei" w:eastAsia="Microsoft JhengHei" w:cs="Microsoft JhengHei"/>
               <w:szCs w:val="24"/>
             </w:rPr>
-            <w:instrText xml:space="preserve"> HYPERLINK \l _Toc2891 </w:instrText>
+            <w:instrText xml:space="preserve"> HYPERLINK \l _Toc7931 </w:instrText>
           </w:r>
           <w:r>
             <w:rPr>
@@ -1988,7 +2058,7 @@
             <w:fldChar w:fldCharType="begin"/>
           </w:r>
           <w:r>
-            <w:instrText xml:space="preserve"> PAGEREF _Toc2891 \h </w:instrText>
+            <w:instrText xml:space="preserve"> PAGEREF _Toc7931 \h </w:instrText>
           </w:r>
           <w:r>
             <w:fldChar w:fldCharType="separate"/>
@@ -2010,9 +2080,23 @@
         <w:p>
           <w:pPr>
             <w:pStyle w:val="17"/>
+            <w:keepNext w:val="0"/>
+            <w:keepLines w:val="0"/>
+            <w:pageBreakBefore w:val="0"/>
+            <w:widowControl w:val="0"/>
             <w:tabs>
               <w:tab w:val="right" w:leader="dot" w:pos="8554"/>
             </w:tabs>
+            <w:kinsoku w:val="0"/>
+            <w:wordWrap/>
+            <w:overflowPunct/>
+            <w:topLinePunct w:val="0"/>
+            <w:autoSpaceDE w:val="0"/>
+            <w:autoSpaceDN w:val="0"/>
+            <w:bidi w:val="0"/>
+            <w:adjustRightInd w:val="0"/>
+            <w:snapToGrid w:val="0"/>
+            <w:textAlignment w:val="baseline"/>
           </w:pPr>
           <w:r>
             <w:rPr>
@@ -2026,7 +2110,7 @@
               <w:rFonts w:hint="eastAsia" w:ascii="Microsoft JhengHei" w:hAnsi="Microsoft JhengHei" w:eastAsia="Microsoft JhengHei" w:cs="Microsoft JhengHei"/>
               <w:szCs w:val="24"/>
             </w:rPr>
-            <w:instrText xml:space="preserve"> HYPERLINK \l _Toc15439 </w:instrText>
+            <w:instrText xml:space="preserve"> HYPERLINK \l _Toc12050 </w:instrText>
           </w:r>
           <w:r>
             <w:rPr>
@@ -2051,7 +2135,7 @@
             <w:fldChar w:fldCharType="begin"/>
           </w:r>
           <w:r>
-            <w:instrText xml:space="preserve"> PAGEREF _Toc15439 \h </w:instrText>
+            <w:instrText xml:space="preserve"> PAGEREF _Toc12050 \h </w:instrText>
           </w:r>
           <w:r>
             <w:fldChar w:fldCharType="separate"/>
@@ -2073,9 +2157,23 @@
         <w:p>
           <w:pPr>
             <w:pStyle w:val="16"/>
+            <w:keepNext w:val="0"/>
+            <w:keepLines w:val="0"/>
+            <w:pageBreakBefore w:val="0"/>
+            <w:widowControl w:val="0"/>
             <w:tabs>
               <w:tab w:val="right" w:leader="dot" w:pos="8554"/>
             </w:tabs>
+            <w:kinsoku w:val="0"/>
+            <w:wordWrap/>
+            <w:overflowPunct/>
+            <w:topLinePunct w:val="0"/>
+            <w:autoSpaceDE w:val="0"/>
+            <w:autoSpaceDN w:val="0"/>
+            <w:bidi w:val="0"/>
+            <w:adjustRightInd w:val="0"/>
+            <w:snapToGrid w:val="0"/>
+            <w:textAlignment w:val="baseline"/>
           </w:pPr>
           <w:r>
             <w:rPr>
@@ -2089,7 +2187,7 @@
               <w:rFonts w:hint="eastAsia" w:ascii="Microsoft JhengHei" w:hAnsi="Microsoft JhengHei" w:eastAsia="Microsoft JhengHei" w:cs="Microsoft JhengHei"/>
               <w:szCs w:val="24"/>
             </w:rPr>
-            <w:instrText xml:space="preserve"> HYPERLINK \l _Toc21945 </w:instrText>
+            <w:instrText xml:space="preserve"> HYPERLINK \l _Toc20714 </w:instrText>
           </w:r>
           <w:r>
             <w:rPr>
@@ -2114,7 +2212,7 @@
             <w:fldChar w:fldCharType="begin"/>
           </w:r>
           <w:r>
-            <w:instrText xml:space="preserve"> PAGEREF _Toc21945 \h </w:instrText>
+            <w:instrText xml:space="preserve"> PAGEREF _Toc20714 \h </w:instrText>
           </w:r>
           <w:r>
             <w:fldChar w:fldCharType="separate"/>
@@ -2136,9 +2234,23 @@
         <w:p>
           <w:pPr>
             <w:pStyle w:val="17"/>
+            <w:keepNext w:val="0"/>
+            <w:keepLines w:val="0"/>
+            <w:pageBreakBefore w:val="0"/>
+            <w:widowControl w:val="0"/>
             <w:tabs>
               <w:tab w:val="right" w:leader="dot" w:pos="8554"/>
             </w:tabs>
+            <w:kinsoku w:val="0"/>
+            <w:wordWrap/>
+            <w:overflowPunct/>
+            <w:topLinePunct w:val="0"/>
+            <w:autoSpaceDE w:val="0"/>
+            <w:autoSpaceDN w:val="0"/>
+            <w:bidi w:val="0"/>
+            <w:adjustRightInd w:val="0"/>
+            <w:snapToGrid w:val="0"/>
+            <w:textAlignment w:val="baseline"/>
           </w:pPr>
           <w:r>
             <w:rPr>
@@ -2152,7 +2264,7 @@
               <w:rFonts w:hint="eastAsia" w:ascii="Microsoft JhengHei" w:hAnsi="Microsoft JhengHei" w:eastAsia="Microsoft JhengHei" w:cs="Microsoft JhengHei"/>
               <w:szCs w:val="24"/>
             </w:rPr>
-            <w:instrText xml:space="preserve"> HYPERLINK \l _Toc5515 </w:instrText>
+            <w:instrText xml:space="preserve"> HYPERLINK \l _Toc21183 </w:instrText>
           </w:r>
           <w:r>
             <w:rPr>
@@ -2177,7 +2289,7 @@
             <w:fldChar w:fldCharType="begin"/>
           </w:r>
           <w:r>
-            <w:instrText xml:space="preserve"> PAGEREF _Toc5515 \h </w:instrText>
+            <w:instrText xml:space="preserve"> PAGEREF _Toc21183 \h </w:instrText>
           </w:r>
           <w:r>
             <w:fldChar w:fldCharType="separate"/>
@@ -2199,9 +2311,23 @@
         <w:p>
           <w:pPr>
             <w:pStyle w:val="13"/>
+            <w:keepNext w:val="0"/>
+            <w:keepLines w:val="0"/>
+            <w:pageBreakBefore w:val="0"/>
+            <w:widowControl w:val="0"/>
             <w:tabs>
               <w:tab w:val="right" w:leader="dot" w:pos="8554"/>
             </w:tabs>
+            <w:kinsoku w:val="0"/>
+            <w:wordWrap/>
+            <w:overflowPunct/>
+            <w:topLinePunct w:val="0"/>
+            <w:autoSpaceDE w:val="0"/>
+            <w:autoSpaceDN w:val="0"/>
+            <w:bidi w:val="0"/>
+            <w:adjustRightInd w:val="0"/>
+            <w:snapToGrid w:val="0"/>
+            <w:textAlignment w:val="baseline"/>
           </w:pPr>
           <w:r>
             <w:rPr>
@@ -2215,7 +2341,7 @@
               <w:rFonts w:hint="eastAsia" w:ascii="Microsoft JhengHei" w:hAnsi="Microsoft JhengHei" w:eastAsia="Microsoft JhengHei" w:cs="Microsoft JhengHei"/>
               <w:szCs w:val="24"/>
             </w:rPr>
-            <w:instrText xml:space="preserve"> HYPERLINK \l _Toc15766 </w:instrText>
+            <w:instrText xml:space="preserve"> HYPERLINK \l _Toc15896 </w:instrText>
           </w:r>
           <w:r>
             <w:rPr>
@@ -2240,7 +2366,7 @@
             <w:fldChar w:fldCharType="begin"/>
           </w:r>
           <w:r>
-            <w:instrText xml:space="preserve"> PAGEREF _Toc15766 \h </w:instrText>
+            <w:instrText xml:space="preserve"> PAGEREF _Toc15896 \h </w:instrText>
           </w:r>
           <w:r>
             <w:fldChar w:fldCharType="separate"/>
@@ -2262,9 +2388,23 @@
         <w:p>
           <w:pPr>
             <w:pStyle w:val="13"/>
+            <w:keepNext w:val="0"/>
+            <w:keepLines w:val="0"/>
+            <w:pageBreakBefore w:val="0"/>
+            <w:widowControl w:val="0"/>
             <w:tabs>
               <w:tab w:val="right" w:leader="dot" w:pos="8554"/>
             </w:tabs>
+            <w:kinsoku w:val="0"/>
+            <w:wordWrap/>
+            <w:overflowPunct/>
+            <w:topLinePunct w:val="0"/>
+            <w:autoSpaceDE w:val="0"/>
+            <w:autoSpaceDN w:val="0"/>
+            <w:bidi w:val="0"/>
+            <w:adjustRightInd w:val="0"/>
+            <w:snapToGrid w:val="0"/>
+            <w:textAlignment w:val="baseline"/>
           </w:pPr>
           <w:r>
             <w:rPr>
@@ -2278,7 +2418,7 @@
               <w:rFonts w:hint="eastAsia" w:ascii="Microsoft JhengHei" w:hAnsi="Microsoft JhengHei" w:eastAsia="Microsoft JhengHei" w:cs="Microsoft JhengHei"/>
               <w:szCs w:val="24"/>
             </w:rPr>
-            <w:instrText xml:space="preserve"> HYPERLINK \l _Toc11231 </w:instrText>
+            <w:instrText xml:space="preserve"> HYPERLINK \l _Toc29874 </w:instrText>
           </w:r>
           <w:r>
             <w:rPr>
@@ -2303,7 +2443,7 @@
             <w:fldChar w:fldCharType="begin"/>
           </w:r>
           <w:r>
-            <w:instrText xml:space="preserve"> PAGEREF _Toc11231 \h </w:instrText>
+            <w:instrText xml:space="preserve"> PAGEREF _Toc29874 \h </w:instrText>
           </w:r>
           <w:r>
             <w:fldChar w:fldCharType="separate"/>
@@ -2325,9 +2465,23 @@
         <w:p>
           <w:pPr>
             <w:pStyle w:val="17"/>
+            <w:keepNext w:val="0"/>
+            <w:keepLines w:val="0"/>
+            <w:pageBreakBefore w:val="0"/>
+            <w:widowControl w:val="0"/>
             <w:tabs>
               <w:tab w:val="right" w:leader="dot" w:pos="8554"/>
             </w:tabs>
+            <w:kinsoku w:val="0"/>
+            <w:wordWrap/>
+            <w:overflowPunct/>
+            <w:topLinePunct w:val="0"/>
+            <w:autoSpaceDE w:val="0"/>
+            <w:autoSpaceDN w:val="0"/>
+            <w:bidi w:val="0"/>
+            <w:adjustRightInd w:val="0"/>
+            <w:snapToGrid w:val="0"/>
+            <w:textAlignment w:val="baseline"/>
           </w:pPr>
           <w:r>
             <w:rPr>
@@ -2341,7 +2495,7 @@
               <w:rFonts w:hint="eastAsia" w:ascii="Microsoft JhengHei" w:hAnsi="Microsoft JhengHei" w:eastAsia="Microsoft JhengHei" w:cs="Microsoft JhengHei"/>
               <w:szCs w:val="24"/>
             </w:rPr>
-            <w:instrText xml:space="preserve"> HYPERLINK \l _Toc5882 </w:instrText>
+            <w:instrText xml:space="preserve"> HYPERLINK \l _Toc17764 </w:instrText>
           </w:r>
           <w:r>
             <w:rPr>
@@ -2366,7 +2520,7 @@
             <w:fldChar w:fldCharType="begin"/>
           </w:r>
           <w:r>
-            <w:instrText xml:space="preserve"> PAGEREF _Toc5882 \h </w:instrText>
+            <w:instrText xml:space="preserve"> PAGEREF _Toc17764 \h </w:instrText>
           </w:r>
           <w:r>
             <w:fldChar w:fldCharType="separate"/>
@@ -2388,9 +2542,23 @@
         <w:p>
           <w:pPr>
             <w:pStyle w:val="13"/>
+            <w:keepNext w:val="0"/>
+            <w:keepLines w:val="0"/>
+            <w:pageBreakBefore w:val="0"/>
+            <w:widowControl w:val="0"/>
             <w:tabs>
               <w:tab w:val="right" w:leader="dot" w:pos="8554"/>
             </w:tabs>
+            <w:kinsoku w:val="0"/>
+            <w:wordWrap/>
+            <w:overflowPunct/>
+            <w:topLinePunct w:val="0"/>
+            <w:autoSpaceDE w:val="0"/>
+            <w:autoSpaceDN w:val="0"/>
+            <w:bidi w:val="0"/>
+            <w:adjustRightInd w:val="0"/>
+            <w:snapToGrid w:val="0"/>
+            <w:textAlignment w:val="baseline"/>
           </w:pPr>
           <w:r>
             <w:rPr>
@@ -2404,7 +2572,7 @@
               <w:rFonts w:hint="eastAsia" w:ascii="Microsoft JhengHei" w:hAnsi="Microsoft JhengHei" w:eastAsia="Microsoft JhengHei" w:cs="Microsoft JhengHei"/>
               <w:szCs w:val="24"/>
             </w:rPr>
-            <w:instrText xml:space="preserve"> HYPERLINK \l _Toc14389 </w:instrText>
+            <w:instrText xml:space="preserve"> HYPERLINK \l _Toc6778 </w:instrText>
           </w:r>
           <w:r>
             <w:rPr>
@@ -2429,7 +2597,7 @@
             <w:fldChar w:fldCharType="begin"/>
           </w:r>
           <w:r>
-            <w:instrText xml:space="preserve"> PAGEREF _Toc14389 \h </w:instrText>
+            <w:instrText xml:space="preserve"> PAGEREF _Toc6778 \h </w:instrText>
           </w:r>
           <w:r>
             <w:fldChar w:fldCharType="separate"/>
@@ -2451,9 +2619,23 @@
         <w:p>
           <w:pPr>
             <w:pStyle w:val="13"/>
+            <w:keepNext w:val="0"/>
+            <w:keepLines w:val="0"/>
+            <w:pageBreakBefore w:val="0"/>
+            <w:widowControl w:val="0"/>
             <w:tabs>
               <w:tab w:val="right" w:leader="dot" w:pos="8554"/>
             </w:tabs>
+            <w:kinsoku w:val="0"/>
+            <w:wordWrap/>
+            <w:overflowPunct/>
+            <w:topLinePunct w:val="0"/>
+            <w:autoSpaceDE w:val="0"/>
+            <w:autoSpaceDN w:val="0"/>
+            <w:bidi w:val="0"/>
+            <w:adjustRightInd w:val="0"/>
+            <w:snapToGrid w:val="0"/>
+            <w:textAlignment w:val="baseline"/>
           </w:pPr>
           <w:r>
             <w:rPr>
@@ -2467,7 +2649,7 @@
               <w:rFonts w:hint="eastAsia" w:ascii="Microsoft JhengHei" w:hAnsi="Microsoft JhengHei" w:eastAsia="Microsoft JhengHei" w:cs="Microsoft JhengHei"/>
               <w:szCs w:val="24"/>
             </w:rPr>
-            <w:instrText xml:space="preserve"> HYPERLINK \l _Toc24463 </w:instrText>
+            <w:instrText xml:space="preserve"> HYPERLINK \l _Toc6054 </w:instrText>
           </w:r>
           <w:r>
             <w:rPr>
@@ -2492,7 +2674,7 @@
             <w:fldChar w:fldCharType="begin"/>
           </w:r>
           <w:r>
-            <w:instrText xml:space="preserve"> PAGEREF _Toc24463 \h </w:instrText>
+            <w:instrText xml:space="preserve"> PAGEREF _Toc6054 \h </w:instrText>
           </w:r>
           <w:r>
             <w:fldChar w:fldCharType="separate"/>
@@ -2514,9 +2696,23 @@
         <w:p>
           <w:pPr>
             <w:pStyle w:val="16"/>
+            <w:keepNext w:val="0"/>
+            <w:keepLines w:val="0"/>
+            <w:pageBreakBefore w:val="0"/>
+            <w:widowControl w:val="0"/>
             <w:tabs>
               <w:tab w:val="right" w:leader="dot" w:pos="8554"/>
             </w:tabs>
+            <w:kinsoku w:val="0"/>
+            <w:wordWrap/>
+            <w:overflowPunct/>
+            <w:topLinePunct w:val="0"/>
+            <w:autoSpaceDE w:val="0"/>
+            <w:autoSpaceDN w:val="0"/>
+            <w:bidi w:val="0"/>
+            <w:adjustRightInd w:val="0"/>
+            <w:snapToGrid w:val="0"/>
+            <w:textAlignment w:val="baseline"/>
           </w:pPr>
           <w:r>
             <w:rPr>
@@ -2530,7 +2726,7 @@
               <w:rFonts w:hint="eastAsia" w:ascii="Microsoft JhengHei" w:hAnsi="Microsoft JhengHei" w:eastAsia="Microsoft JhengHei" w:cs="Microsoft JhengHei"/>
               <w:szCs w:val="24"/>
             </w:rPr>
-            <w:instrText xml:space="preserve"> HYPERLINK \l _Toc28757 </w:instrText>
+            <w:instrText xml:space="preserve"> HYPERLINK \l _Toc29964 </w:instrText>
           </w:r>
           <w:r>
             <w:rPr>
@@ -2555,7 +2751,7 @@
             <w:fldChar w:fldCharType="begin"/>
           </w:r>
           <w:r>
-            <w:instrText xml:space="preserve"> PAGEREF _Toc28757 \h </w:instrText>
+            <w:instrText xml:space="preserve"> PAGEREF _Toc29964 \h </w:instrText>
           </w:r>
           <w:r>
             <w:fldChar w:fldCharType="separate"/>
@@ -2577,9 +2773,23 @@
         <w:p>
           <w:pPr>
             <w:pStyle w:val="16"/>
+            <w:keepNext w:val="0"/>
+            <w:keepLines w:val="0"/>
+            <w:pageBreakBefore w:val="0"/>
+            <w:widowControl w:val="0"/>
             <w:tabs>
               <w:tab w:val="right" w:leader="dot" w:pos="8554"/>
             </w:tabs>
+            <w:kinsoku w:val="0"/>
+            <w:wordWrap/>
+            <w:overflowPunct/>
+            <w:topLinePunct w:val="0"/>
+            <w:autoSpaceDE w:val="0"/>
+            <w:autoSpaceDN w:val="0"/>
+            <w:bidi w:val="0"/>
+            <w:adjustRightInd w:val="0"/>
+            <w:snapToGrid w:val="0"/>
+            <w:textAlignment w:val="baseline"/>
           </w:pPr>
           <w:r>
             <w:rPr>
@@ -2593,7 +2803,7 @@
               <w:rFonts w:hint="eastAsia" w:ascii="Microsoft JhengHei" w:hAnsi="Microsoft JhengHei" w:eastAsia="Microsoft JhengHei" w:cs="Microsoft JhengHei"/>
               <w:szCs w:val="24"/>
             </w:rPr>
-            <w:instrText xml:space="preserve"> HYPERLINK \l _Toc29110 </w:instrText>
+            <w:instrText xml:space="preserve"> HYPERLINK \l _Toc16267 </w:instrText>
           </w:r>
           <w:r>
             <w:rPr>
@@ -2618,7 +2828,7 @@
             <w:fldChar w:fldCharType="begin"/>
           </w:r>
           <w:r>
-            <w:instrText xml:space="preserve"> PAGEREF _Toc29110 \h </w:instrText>
+            <w:instrText xml:space="preserve"> PAGEREF _Toc16267 \h </w:instrText>
           </w:r>
           <w:r>
             <w:fldChar w:fldCharType="separate"/>
@@ -2640,9 +2850,23 @@
         <w:p>
           <w:pPr>
             <w:pStyle w:val="17"/>
+            <w:keepNext w:val="0"/>
+            <w:keepLines w:val="0"/>
+            <w:pageBreakBefore w:val="0"/>
+            <w:widowControl w:val="0"/>
             <w:tabs>
               <w:tab w:val="right" w:leader="dot" w:pos="8554"/>
             </w:tabs>
+            <w:kinsoku w:val="0"/>
+            <w:wordWrap/>
+            <w:overflowPunct/>
+            <w:topLinePunct w:val="0"/>
+            <w:autoSpaceDE w:val="0"/>
+            <w:autoSpaceDN w:val="0"/>
+            <w:bidi w:val="0"/>
+            <w:adjustRightInd w:val="0"/>
+            <w:snapToGrid w:val="0"/>
+            <w:textAlignment w:val="baseline"/>
           </w:pPr>
           <w:r>
             <w:rPr>
@@ -2656,7 +2880,7 @@
               <w:rFonts w:hint="eastAsia" w:ascii="Microsoft JhengHei" w:hAnsi="Microsoft JhengHei" w:eastAsia="Microsoft JhengHei" w:cs="Microsoft JhengHei"/>
               <w:szCs w:val="24"/>
             </w:rPr>
-            <w:instrText xml:space="preserve"> HYPERLINK \l _Toc14823 </w:instrText>
+            <w:instrText xml:space="preserve"> HYPERLINK \l _Toc21414 </w:instrText>
           </w:r>
           <w:r>
             <w:rPr>
@@ -2681,7 +2905,7 @@
             <w:fldChar w:fldCharType="begin"/>
           </w:r>
           <w:r>
-            <w:instrText xml:space="preserve"> PAGEREF _Toc14823 \h </w:instrText>
+            <w:instrText xml:space="preserve"> PAGEREF _Toc21414 \h </w:instrText>
           </w:r>
           <w:r>
             <w:fldChar w:fldCharType="separate"/>
@@ -2703,9 +2927,23 @@
         <w:p>
           <w:pPr>
             <w:pStyle w:val="17"/>
+            <w:keepNext w:val="0"/>
+            <w:keepLines w:val="0"/>
+            <w:pageBreakBefore w:val="0"/>
+            <w:widowControl w:val="0"/>
             <w:tabs>
               <w:tab w:val="right" w:leader="dot" w:pos="8554"/>
             </w:tabs>
+            <w:kinsoku w:val="0"/>
+            <w:wordWrap/>
+            <w:overflowPunct/>
+            <w:topLinePunct w:val="0"/>
+            <w:autoSpaceDE w:val="0"/>
+            <w:autoSpaceDN w:val="0"/>
+            <w:bidi w:val="0"/>
+            <w:adjustRightInd w:val="0"/>
+            <w:snapToGrid w:val="0"/>
+            <w:textAlignment w:val="baseline"/>
           </w:pPr>
           <w:r>
             <w:rPr>
@@ -2719,7 +2957,7 @@
               <w:rFonts w:hint="eastAsia" w:ascii="Microsoft JhengHei" w:hAnsi="Microsoft JhengHei" w:eastAsia="Microsoft JhengHei" w:cs="Microsoft JhengHei"/>
               <w:szCs w:val="24"/>
             </w:rPr>
-            <w:instrText xml:space="preserve"> HYPERLINK \l _Toc1537 </w:instrText>
+            <w:instrText xml:space="preserve"> HYPERLINK \l _Toc10626 </w:instrText>
           </w:r>
           <w:r>
             <w:rPr>
@@ -2744,7 +2982,7 @@
             <w:fldChar w:fldCharType="begin"/>
           </w:r>
           <w:r>
-            <w:instrText xml:space="preserve"> PAGEREF _Toc1537 \h </w:instrText>
+            <w:instrText xml:space="preserve"> PAGEREF _Toc10626 \h </w:instrText>
           </w:r>
           <w:r>
             <w:fldChar w:fldCharType="separate"/>
@@ -2766,9 +3004,23 @@
         <w:p>
           <w:pPr>
             <w:pStyle w:val="17"/>
+            <w:keepNext w:val="0"/>
+            <w:keepLines w:val="0"/>
+            <w:pageBreakBefore w:val="0"/>
+            <w:widowControl w:val="0"/>
             <w:tabs>
               <w:tab w:val="right" w:leader="dot" w:pos="8554"/>
             </w:tabs>
+            <w:kinsoku w:val="0"/>
+            <w:wordWrap/>
+            <w:overflowPunct/>
+            <w:topLinePunct w:val="0"/>
+            <w:autoSpaceDE w:val="0"/>
+            <w:autoSpaceDN w:val="0"/>
+            <w:bidi w:val="0"/>
+            <w:adjustRightInd w:val="0"/>
+            <w:snapToGrid w:val="0"/>
+            <w:textAlignment w:val="baseline"/>
           </w:pPr>
           <w:r>
             <w:rPr>
@@ -2782,7 +3034,7 @@
               <w:rFonts w:hint="eastAsia" w:ascii="Microsoft JhengHei" w:hAnsi="Microsoft JhengHei" w:eastAsia="Microsoft JhengHei" w:cs="Microsoft JhengHei"/>
               <w:szCs w:val="24"/>
             </w:rPr>
-            <w:instrText xml:space="preserve"> HYPERLINK \l _Toc22177 </w:instrText>
+            <w:instrText xml:space="preserve"> HYPERLINK \l _Toc27287 </w:instrText>
           </w:r>
           <w:r>
             <w:rPr>
@@ -2807,7 +3059,7 @@
             <w:fldChar w:fldCharType="begin"/>
           </w:r>
           <w:r>
-            <w:instrText xml:space="preserve"> PAGEREF _Toc22177 \h </w:instrText>
+            <w:instrText xml:space="preserve"> PAGEREF _Toc27287 \h </w:instrText>
           </w:r>
           <w:r>
             <w:fldChar w:fldCharType="separate"/>
@@ -2829,9 +3081,23 @@
         <w:p>
           <w:pPr>
             <w:pStyle w:val="16"/>
+            <w:keepNext w:val="0"/>
+            <w:keepLines w:val="0"/>
+            <w:pageBreakBefore w:val="0"/>
+            <w:widowControl w:val="0"/>
             <w:tabs>
               <w:tab w:val="right" w:leader="dot" w:pos="8554"/>
             </w:tabs>
+            <w:kinsoku w:val="0"/>
+            <w:wordWrap/>
+            <w:overflowPunct/>
+            <w:topLinePunct w:val="0"/>
+            <w:autoSpaceDE w:val="0"/>
+            <w:autoSpaceDN w:val="0"/>
+            <w:bidi w:val="0"/>
+            <w:adjustRightInd w:val="0"/>
+            <w:snapToGrid w:val="0"/>
+            <w:textAlignment w:val="baseline"/>
           </w:pPr>
           <w:r>
             <w:rPr>
@@ -2845,7 +3111,7 @@
               <w:rFonts w:hint="eastAsia" w:ascii="Microsoft JhengHei" w:hAnsi="Microsoft JhengHei" w:eastAsia="Microsoft JhengHei" w:cs="Microsoft JhengHei"/>
               <w:szCs w:val="24"/>
             </w:rPr>
-            <w:instrText xml:space="preserve"> HYPERLINK \l _Toc7468 </w:instrText>
+            <w:instrText xml:space="preserve"> HYPERLINK \l _Toc13258 </w:instrText>
           </w:r>
           <w:r>
             <w:rPr>
@@ -2870,7 +3136,7 @@
             <w:fldChar w:fldCharType="begin"/>
           </w:r>
           <w:r>
-            <w:instrText xml:space="preserve"> PAGEREF _Toc7468 \h </w:instrText>
+            <w:instrText xml:space="preserve"> PAGEREF _Toc13258 \h </w:instrText>
           </w:r>
           <w:r>
             <w:fldChar w:fldCharType="separate"/>
@@ -2892,9 +3158,23 @@
         <w:p>
           <w:pPr>
             <w:pStyle w:val="16"/>
+            <w:keepNext w:val="0"/>
+            <w:keepLines w:val="0"/>
+            <w:pageBreakBefore w:val="0"/>
+            <w:widowControl w:val="0"/>
             <w:tabs>
               <w:tab w:val="right" w:leader="dot" w:pos="8554"/>
             </w:tabs>
+            <w:kinsoku w:val="0"/>
+            <w:wordWrap/>
+            <w:overflowPunct/>
+            <w:topLinePunct w:val="0"/>
+            <w:autoSpaceDE w:val="0"/>
+            <w:autoSpaceDN w:val="0"/>
+            <w:bidi w:val="0"/>
+            <w:adjustRightInd w:val="0"/>
+            <w:snapToGrid w:val="0"/>
+            <w:textAlignment w:val="baseline"/>
           </w:pPr>
           <w:r>
             <w:rPr>
@@ -2908,7 +3188,7 @@
               <w:rFonts w:hint="eastAsia" w:ascii="Microsoft JhengHei" w:hAnsi="Microsoft JhengHei" w:eastAsia="Microsoft JhengHei" w:cs="Microsoft JhengHei"/>
               <w:szCs w:val="24"/>
             </w:rPr>
-            <w:instrText xml:space="preserve"> HYPERLINK \l _Toc23222 </w:instrText>
+            <w:instrText xml:space="preserve"> HYPERLINK \l _Toc30094 </w:instrText>
           </w:r>
           <w:r>
             <w:rPr>
@@ -2933,7 +3213,7 @@
             <w:fldChar w:fldCharType="begin"/>
           </w:r>
           <w:r>
-            <w:instrText xml:space="preserve"> PAGEREF _Toc23222 \h </w:instrText>
+            <w:instrText xml:space="preserve"> PAGEREF _Toc30094 \h </w:instrText>
           </w:r>
           <w:r>
             <w:fldChar w:fldCharType="separate"/>
@@ -3026,10 +3306,23 @@
     <w:p>
       <w:pPr>
         <w:pStyle w:val="26"/>
+        <w:keepNext w:val="0"/>
+        <w:keepLines w:val="0"/>
+        <w:pageBreakBefore w:val="0"/>
+        <w:widowControl w:val="0"/>
+        <w:kinsoku w:val="0"/>
+        <w:wordWrap/>
+        <w:overflowPunct/>
+        <w:topLinePunct w:val="0"/>
+        <w:autoSpaceDE w:val="0"/>
+        <w:autoSpaceDN w:val="0"/>
         <w:bidi w:val="0"/>
+        <w:adjustRightInd w:val="0"/>
+        <w:snapToGrid w:val="0"/>
+        <w:textAlignment w:val="baseline"/>
       </w:pPr>
-      <w:bookmarkStart w:id="3" w:name="_Toc17631"/>
-      <w:bookmarkStart w:id="4" w:name="heading_2"/>
+      <w:bookmarkStart w:id="3" w:name="heading_2"/>
+      <w:bookmarkStart w:id="4" w:name="_Toc21154"/>
       <w:r>
         <w:t>概述</w:t>
       </w:r>
@@ -3039,7 +3332,20 @@
     <w:p>
       <w:pPr>
         <w:pStyle w:val="27"/>
+        <w:keepNext w:val="0"/>
+        <w:keepLines w:val="0"/>
+        <w:pageBreakBefore w:val="0"/>
+        <w:widowControl w:val="0"/>
+        <w:kinsoku w:val="0"/>
+        <w:wordWrap/>
+        <w:overflowPunct/>
+        <w:topLinePunct w:val="0"/>
+        <w:autoSpaceDE w:val="0"/>
+        <w:autoSpaceDN w:val="0"/>
         <w:bidi w:val="0"/>
+        <w:adjustRightInd w:val="0"/>
+        <w:snapToGrid w:val="0"/>
+        <w:textAlignment w:val="baseline"/>
       </w:pPr>
       <w:r>
         <w:t>本报告对2026年第一季度运维服务技术研发工作的进展情况进行总结。第一季度主要完成了研发规划的制定、研发团队的组建和任务分配，以及运维管理平台优化项目的需求调研和总体设计工作。</w:t>
@@ -3048,7 +3354,20 @@
     <w:p>
       <w:pPr>
         <w:pStyle w:val="27"/>
+        <w:keepNext w:val="0"/>
+        <w:keepLines w:val="0"/>
+        <w:pageBreakBefore w:val="0"/>
+        <w:widowControl w:val="0"/>
+        <w:kinsoku w:val="0"/>
+        <w:wordWrap/>
+        <w:overflowPunct/>
+        <w:topLinePunct w:val="0"/>
+        <w:autoSpaceDE w:val="0"/>
+        <w:autoSpaceDN w:val="0"/>
         <w:bidi w:val="0"/>
+        <w:adjustRightInd w:val="0"/>
+        <w:snapToGrid w:val="0"/>
+        <w:textAlignment w:val="baseline"/>
       </w:pPr>
       <w:r>
         <w:t>2026年度研发工作整体按照《2026年度运维服务技术研发规划》推进，重点围绕运维管理平台功能优化、监控告警平台升级、技术手册研发和新技术储备四个方面展开。第一季度为研发工作的启动阶段，各项工作按计划有序推进。</w:t>
@@ -3057,10 +3376,23 @@
     <w:p>
       <w:pPr>
         <w:pStyle w:val="26"/>
+        <w:keepNext w:val="0"/>
+        <w:keepLines w:val="0"/>
+        <w:pageBreakBefore w:val="0"/>
+        <w:widowControl w:val="0"/>
+        <w:kinsoku w:val="0"/>
+        <w:wordWrap/>
+        <w:overflowPunct/>
+        <w:topLinePunct w:val="0"/>
+        <w:autoSpaceDE w:val="0"/>
+        <w:autoSpaceDN w:val="0"/>
         <w:bidi w:val="0"/>
+        <w:adjustRightInd w:val="0"/>
+        <w:snapToGrid w:val="0"/>
+        <w:textAlignment w:val="baseline"/>
       </w:pPr>
-      <w:bookmarkStart w:id="5" w:name="_Toc10324"/>
-      <w:bookmarkStart w:id="6" w:name="heading_3"/>
+      <w:bookmarkStart w:id="5" w:name="heading_3"/>
+      <w:bookmarkStart w:id="6" w:name="_Toc13135"/>
       <w:r>
         <w:t>研发团队情况</w:t>
       </w:r>
@@ -3070,10 +3402,23 @@
     <w:p>
       <w:pPr>
         <w:pStyle w:val="28"/>
+        <w:keepNext w:val="0"/>
+        <w:keepLines w:val="0"/>
+        <w:pageBreakBefore w:val="0"/>
+        <w:widowControl w:val="0"/>
+        <w:kinsoku w:val="0"/>
+        <w:wordWrap/>
+        <w:overflowPunct/>
+        <w:topLinePunct w:val="0"/>
+        <w:autoSpaceDE w:val="0"/>
+        <w:autoSpaceDN w:val="0"/>
         <w:bidi w:val="0"/>
+        <w:adjustRightInd w:val="0"/>
+        <w:snapToGrid w:val="0"/>
+        <w:textAlignment w:val="baseline"/>
       </w:pPr>
       <w:bookmarkStart w:id="7" w:name="heading_4"/>
-      <w:bookmarkStart w:id="8" w:name="_Toc2891"/>
+      <w:bookmarkStart w:id="8" w:name="_Toc7931"/>
       <w:r>
         <w:t>团队现状</w:t>
       </w:r>
@@ -3083,7 +3428,20 @@
     <w:p>
       <w:pPr>
         <w:pStyle w:val="27"/>
+        <w:keepNext w:val="0"/>
+        <w:keepLines w:val="0"/>
+        <w:pageBreakBefore w:val="0"/>
+        <w:widowControl w:val="0"/>
+        <w:kinsoku w:val="0"/>
+        <w:wordWrap/>
+        <w:overflowPunct/>
+        <w:topLinePunct w:val="0"/>
+        <w:autoSpaceDE w:val="0"/>
+        <w:autoSpaceDN w:val="0"/>
         <w:bidi w:val="0"/>
+        <w:adjustRightInd w:val="0"/>
+        <w:snapToGrid w:val="0"/>
+        <w:textAlignment w:val="baseline"/>
       </w:pPr>
       <w:r>
         <w:t>公司研发部现有研发人员14人，包括研发部经理1人，系统架构师3人，需求工程师4人，软件测试工程师2人，软件工程师4人。</w:t>
@@ -3092,10 +3450,23 @@
     <w:p>
       <w:pPr>
         <w:pStyle w:val="28"/>
+        <w:keepNext w:val="0"/>
+        <w:keepLines w:val="0"/>
+        <w:pageBreakBefore w:val="0"/>
+        <w:widowControl w:val="0"/>
+        <w:kinsoku w:val="0"/>
+        <w:wordWrap/>
+        <w:overflowPunct/>
+        <w:topLinePunct w:val="0"/>
+        <w:autoSpaceDE w:val="0"/>
+        <w:autoSpaceDN w:val="0"/>
         <w:bidi w:val="0"/>
+        <w:adjustRightInd w:val="0"/>
+        <w:snapToGrid w:val="0"/>
+        <w:textAlignment w:val="baseline"/>
       </w:pPr>
-      <w:bookmarkStart w:id="9" w:name="_Toc15439"/>
-      <w:bookmarkStart w:id="10" w:name="heading_5"/>
+      <w:bookmarkStart w:id="9" w:name="heading_5"/>
+      <w:bookmarkStart w:id="10" w:name="_Toc12050"/>
       <w:r>
         <w:t>第一季度人员投入</w:t>
       </w:r>
@@ -3105,7 +3476,20 @@
     <w:p>
       <w:pPr>
         <w:pStyle w:val="27"/>
+        <w:keepNext w:val="0"/>
+        <w:keepLines w:val="0"/>
+        <w:pageBreakBefore w:val="0"/>
+        <w:widowControl w:val="0"/>
+        <w:kinsoku w:val="0"/>
+        <w:wordWrap/>
+        <w:overflowPunct/>
+        <w:topLinePunct w:val="0"/>
+        <w:autoSpaceDE w:val="0"/>
+        <w:autoSpaceDN w:val="0"/>
         <w:bidi w:val="0"/>
+        <w:adjustRightInd w:val="0"/>
+        <w:snapToGrid w:val="0"/>
+        <w:textAlignment w:val="baseline"/>
       </w:pPr>
       <w:r>
         <w:t>根据《2026年度运维服务技术研发规划》，第一季度已投入8人至运维相关研发工作，具体如下：</w:t>
@@ -3147,6 +3531,12 @@
             <w:insideH w:val="none" w:color="DEE0E3" w:sz="0" w:space="0"/>
             <w:insideV w:val="none" w:color="DEE0E3" w:sz="0" w:space="0"/>
           </w:tblBorders>
+          <w:tblCellMar>
+            <w:top w:w="0" w:type="dxa"/>
+            <w:left w:w="10" w:type="dxa"/>
+            <w:bottom w:w="0" w:type="dxa"/>
+            <w:right w:w="10" w:type="dxa"/>
+          </w:tblCellMar>
         </w:tblPrEx>
         <w:trPr>
           <w:trHeight w:val="0" w:hRule="atLeast"/>
@@ -3174,11 +3564,23 @@
           <w:p>
             <w:pPr>
               <w:pStyle w:val="27"/>
-              <w:bidi w:val="0"/>
+              <w:keepNext w:val="0"/>
+              <w:keepLines w:val="0"/>
+              <w:pageBreakBefore w:val="0"/>
+              <w:widowControl w:val="0"/>
+              <w:kinsoku w:val="0"/>
+              <w:wordWrap/>
+              <w:overflowPunct/>
+              <w:topLinePunct w:val="0"/>
+              <w:autoSpaceDE w:val="0"/>
+              <w:autoSpaceDN w:val="0"/>
+              <w:bidi w:val="0"/>
+              <w:adjustRightInd w:val="0"/>
               <w:snapToGrid w:val="0"/>
               <w:spacing w:line="240" w:lineRule="auto"/>
               <w:ind w:left="0" w:leftChars="0" w:right="0" w:rightChars="0" w:firstLine="0" w:firstLineChars="0"/>
               <w:jc w:val="center"/>
+              <w:textAlignment w:val="baseline"/>
               <w:rPr>
                 <w:b/>
               </w:rPr>
@@ -3212,11 +3614,23 @@
           <w:p>
             <w:pPr>
               <w:pStyle w:val="27"/>
-              <w:bidi w:val="0"/>
+              <w:keepNext w:val="0"/>
+              <w:keepLines w:val="0"/>
+              <w:pageBreakBefore w:val="0"/>
+              <w:widowControl w:val="0"/>
+              <w:kinsoku w:val="0"/>
+              <w:wordWrap/>
+              <w:overflowPunct/>
+              <w:topLinePunct w:val="0"/>
+              <w:autoSpaceDE w:val="0"/>
+              <w:autoSpaceDN w:val="0"/>
+              <w:bidi w:val="0"/>
+              <w:adjustRightInd w:val="0"/>
               <w:snapToGrid w:val="0"/>
               <w:spacing w:line="240" w:lineRule="auto"/>
               <w:ind w:left="0" w:leftChars="0" w:right="0" w:rightChars="0" w:firstLine="0" w:firstLineChars="0"/>
               <w:jc w:val="center"/>
+              <w:textAlignment w:val="baseline"/>
               <w:rPr>
                 <w:b/>
               </w:rPr>
@@ -3250,11 +3664,23 @@
           <w:p>
             <w:pPr>
               <w:pStyle w:val="27"/>
-              <w:bidi w:val="0"/>
+              <w:keepNext w:val="0"/>
+              <w:keepLines w:val="0"/>
+              <w:pageBreakBefore w:val="0"/>
+              <w:widowControl w:val="0"/>
+              <w:kinsoku w:val="0"/>
+              <w:wordWrap/>
+              <w:overflowPunct/>
+              <w:topLinePunct w:val="0"/>
+              <w:autoSpaceDE w:val="0"/>
+              <w:autoSpaceDN w:val="0"/>
+              <w:bidi w:val="0"/>
+              <w:adjustRightInd w:val="0"/>
               <w:snapToGrid w:val="0"/>
               <w:spacing w:line="240" w:lineRule="auto"/>
               <w:ind w:left="0" w:leftChars="0" w:right="0" w:rightChars="0" w:firstLine="0" w:firstLineChars="0"/>
               <w:jc w:val="center"/>
+              <w:textAlignment w:val="baseline"/>
               <w:rPr>
                 <w:b/>
               </w:rPr>
@@ -3310,11 +3736,23 @@
           <w:p>
             <w:pPr>
               <w:pStyle w:val="27"/>
-              <w:bidi w:val="0"/>
+              <w:keepNext w:val="0"/>
+              <w:keepLines w:val="0"/>
+              <w:pageBreakBefore w:val="0"/>
+              <w:widowControl w:val="0"/>
+              <w:kinsoku w:val="0"/>
+              <w:wordWrap/>
+              <w:overflowPunct/>
+              <w:topLinePunct w:val="0"/>
+              <w:autoSpaceDE w:val="0"/>
+              <w:autoSpaceDN w:val="0"/>
+              <w:bidi w:val="0"/>
+              <w:adjustRightInd w:val="0"/>
               <w:snapToGrid w:val="0"/>
               <w:spacing w:line="240" w:lineRule="auto"/>
               <w:ind w:left="0" w:leftChars="0" w:right="0" w:rightChars="0" w:firstLine="0" w:firstLineChars="0"/>
               <w:jc w:val="center"/>
+              <w:textAlignment w:val="baseline"/>
             </w:pPr>
             <w:r>
               <w:t>研发部经理</w:t>
@@ -3342,11 +3780,23 @@
           <w:p>
             <w:pPr>
               <w:pStyle w:val="27"/>
-              <w:bidi w:val="0"/>
+              <w:keepNext w:val="0"/>
+              <w:keepLines w:val="0"/>
+              <w:pageBreakBefore w:val="0"/>
+              <w:widowControl w:val="0"/>
+              <w:kinsoku w:val="0"/>
+              <w:wordWrap/>
+              <w:overflowPunct/>
+              <w:topLinePunct w:val="0"/>
+              <w:autoSpaceDE w:val="0"/>
+              <w:autoSpaceDN w:val="0"/>
+              <w:bidi w:val="0"/>
+              <w:adjustRightInd w:val="0"/>
               <w:snapToGrid w:val="0"/>
               <w:spacing w:line="240" w:lineRule="auto"/>
               <w:ind w:left="0" w:leftChars="0" w:right="0" w:rightChars="0" w:firstLine="0" w:firstLineChars="0"/>
               <w:jc w:val="center"/>
+              <w:textAlignment w:val="baseline"/>
             </w:pPr>
             <w:r>
               <w:t>1人</w:t>
@@ -3374,11 +3824,23 @@
           <w:p>
             <w:pPr>
               <w:pStyle w:val="27"/>
-              <w:bidi w:val="0"/>
+              <w:keepNext w:val="0"/>
+              <w:keepLines w:val="0"/>
+              <w:pageBreakBefore w:val="0"/>
+              <w:widowControl w:val="0"/>
+              <w:kinsoku w:val="0"/>
+              <w:wordWrap/>
+              <w:overflowPunct/>
+              <w:topLinePunct w:val="0"/>
+              <w:autoSpaceDE w:val="0"/>
+              <w:autoSpaceDN w:val="0"/>
+              <w:bidi w:val="0"/>
+              <w:adjustRightInd w:val="0"/>
               <w:snapToGrid w:val="0"/>
               <w:spacing w:line="240" w:lineRule="auto"/>
               <w:ind w:left="0" w:leftChars="0" w:right="0" w:rightChars="0" w:firstLine="0" w:firstLineChars="0"/>
               <w:jc w:val="center"/>
+              <w:textAlignment w:val="baseline"/>
             </w:pPr>
             <w:r>
               <w:t>项目管理，技术把关</w:t>
@@ -3428,11 +3890,23 @@
           <w:p>
             <w:pPr>
               <w:pStyle w:val="27"/>
-              <w:bidi w:val="0"/>
+              <w:keepNext w:val="0"/>
+              <w:keepLines w:val="0"/>
+              <w:pageBreakBefore w:val="0"/>
+              <w:widowControl w:val="0"/>
+              <w:kinsoku w:val="0"/>
+              <w:wordWrap/>
+              <w:overflowPunct/>
+              <w:topLinePunct w:val="0"/>
+              <w:autoSpaceDE w:val="0"/>
+              <w:autoSpaceDN w:val="0"/>
+              <w:bidi w:val="0"/>
+              <w:adjustRightInd w:val="0"/>
               <w:snapToGrid w:val="0"/>
               <w:spacing w:line="240" w:lineRule="auto"/>
               <w:ind w:left="0" w:leftChars="0" w:right="0" w:rightChars="0" w:firstLine="0" w:firstLineChars="0"/>
               <w:jc w:val="center"/>
+              <w:textAlignment w:val="baseline"/>
             </w:pPr>
             <w:r>
               <w:t>系统架构师</w:t>
@@ -3460,11 +3934,23 @@
           <w:p>
             <w:pPr>
               <w:pStyle w:val="27"/>
-              <w:bidi w:val="0"/>
+              <w:keepNext w:val="0"/>
+              <w:keepLines w:val="0"/>
+              <w:pageBreakBefore w:val="0"/>
+              <w:widowControl w:val="0"/>
+              <w:kinsoku w:val="0"/>
+              <w:wordWrap/>
+              <w:overflowPunct/>
+              <w:topLinePunct w:val="0"/>
+              <w:autoSpaceDE w:val="0"/>
+              <w:autoSpaceDN w:val="0"/>
+              <w:bidi w:val="0"/>
+              <w:adjustRightInd w:val="0"/>
               <w:snapToGrid w:val="0"/>
               <w:spacing w:line="240" w:lineRule="auto"/>
               <w:ind w:left="0" w:leftChars="0" w:right="0" w:rightChars="0" w:firstLine="0" w:firstLineChars="0"/>
               <w:jc w:val="center"/>
+              <w:textAlignment w:val="baseline"/>
             </w:pPr>
             <w:r>
               <w:t>1人</w:t>
@@ -3492,11 +3978,23 @@
           <w:p>
             <w:pPr>
               <w:pStyle w:val="27"/>
-              <w:bidi w:val="0"/>
+              <w:keepNext w:val="0"/>
+              <w:keepLines w:val="0"/>
+              <w:pageBreakBefore w:val="0"/>
+              <w:widowControl w:val="0"/>
+              <w:kinsoku w:val="0"/>
+              <w:wordWrap/>
+              <w:overflowPunct/>
+              <w:topLinePunct w:val="0"/>
+              <w:autoSpaceDE w:val="0"/>
+              <w:autoSpaceDN w:val="0"/>
+              <w:bidi w:val="0"/>
+              <w:adjustRightInd w:val="0"/>
               <w:snapToGrid w:val="0"/>
               <w:spacing w:line="240" w:lineRule="auto"/>
               <w:ind w:left="0" w:leftChars="0" w:right="0" w:rightChars="0" w:firstLine="0" w:firstLineChars="0"/>
               <w:jc w:val="center"/>
+              <w:textAlignment w:val="baseline"/>
             </w:pPr>
             <w:r>
               <w:t>架构设计，技术评审</w:t>
@@ -3546,11 +4044,23 @@
           <w:p>
             <w:pPr>
               <w:pStyle w:val="27"/>
-              <w:bidi w:val="0"/>
+              <w:keepNext w:val="0"/>
+              <w:keepLines w:val="0"/>
+              <w:pageBreakBefore w:val="0"/>
+              <w:widowControl w:val="0"/>
+              <w:kinsoku w:val="0"/>
+              <w:wordWrap/>
+              <w:overflowPunct/>
+              <w:topLinePunct w:val="0"/>
+              <w:autoSpaceDE w:val="0"/>
+              <w:autoSpaceDN w:val="0"/>
+              <w:bidi w:val="0"/>
+              <w:adjustRightInd w:val="0"/>
               <w:snapToGrid w:val="0"/>
               <w:spacing w:line="240" w:lineRule="auto"/>
               <w:ind w:left="0" w:leftChars="0" w:right="0" w:rightChars="0" w:firstLine="0" w:firstLineChars="0"/>
               <w:jc w:val="center"/>
+              <w:textAlignment w:val="baseline"/>
             </w:pPr>
             <w:r>
               <w:t>需求工程师</w:t>
@@ -3578,11 +4088,23 @@
           <w:p>
             <w:pPr>
               <w:pStyle w:val="27"/>
-              <w:bidi w:val="0"/>
+              <w:keepNext w:val="0"/>
+              <w:keepLines w:val="0"/>
+              <w:pageBreakBefore w:val="0"/>
+              <w:widowControl w:val="0"/>
+              <w:kinsoku w:val="0"/>
+              <w:wordWrap/>
+              <w:overflowPunct/>
+              <w:topLinePunct w:val="0"/>
+              <w:autoSpaceDE w:val="0"/>
+              <w:autoSpaceDN w:val="0"/>
+              <w:bidi w:val="0"/>
+              <w:adjustRightInd w:val="0"/>
               <w:snapToGrid w:val="0"/>
               <w:spacing w:line="240" w:lineRule="auto"/>
               <w:ind w:left="0" w:leftChars="0" w:right="0" w:rightChars="0" w:firstLine="0" w:firstLineChars="0"/>
               <w:jc w:val="center"/>
+              <w:textAlignment w:val="baseline"/>
             </w:pPr>
             <w:r>
               <w:t>2人</w:t>
@@ -3610,11 +4132,23 @@
           <w:p>
             <w:pPr>
               <w:pStyle w:val="27"/>
-              <w:bidi w:val="0"/>
+              <w:keepNext w:val="0"/>
+              <w:keepLines w:val="0"/>
+              <w:pageBreakBefore w:val="0"/>
+              <w:widowControl w:val="0"/>
+              <w:kinsoku w:val="0"/>
+              <w:wordWrap/>
+              <w:overflowPunct/>
+              <w:topLinePunct w:val="0"/>
+              <w:autoSpaceDE w:val="0"/>
+              <w:autoSpaceDN w:val="0"/>
+              <w:bidi w:val="0"/>
+              <w:adjustRightInd w:val="0"/>
               <w:snapToGrid w:val="0"/>
               <w:spacing w:line="240" w:lineRule="auto"/>
               <w:ind w:left="0" w:leftChars="0" w:right="0" w:rightChars="0" w:firstLine="0" w:firstLineChars="0"/>
               <w:jc w:val="center"/>
+              <w:textAlignment w:val="baseline"/>
             </w:pPr>
             <w:r>
               <w:t>需求调研，需求文档编写</w:t>
@@ -3664,11 +4198,23 @@
           <w:p>
             <w:pPr>
               <w:pStyle w:val="27"/>
-              <w:bidi w:val="0"/>
+              <w:keepNext w:val="0"/>
+              <w:keepLines w:val="0"/>
+              <w:pageBreakBefore w:val="0"/>
+              <w:widowControl w:val="0"/>
+              <w:kinsoku w:val="0"/>
+              <w:wordWrap/>
+              <w:overflowPunct/>
+              <w:topLinePunct w:val="0"/>
+              <w:autoSpaceDE w:val="0"/>
+              <w:autoSpaceDN w:val="0"/>
+              <w:bidi w:val="0"/>
+              <w:adjustRightInd w:val="0"/>
               <w:snapToGrid w:val="0"/>
               <w:spacing w:line="240" w:lineRule="auto"/>
               <w:ind w:left="0" w:leftChars="0" w:right="0" w:rightChars="0" w:firstLine="0" w:firstLineChars="0"/>
               <w:jc w:val="center"/>
+              <w:textAlignment w:val="baseline"/>
             </w:pPr>
             <w:r>
               <w:t>软件工程师</w:t>
@@ -3696,11 +4242,23 @@
           <w:p>
             <w:pPr>
               <w:pStyle w:val="27"/>
-              <w:bidi w:val="0"/>
+              <w:keepNext w:val="0"/>
+              <w:keepLines w:val="0"/>
+              <w:pageBreakBefore w:val="0"/>
+              <w:widowControl w:val="0"/>
+              <w:kinsoku w:val="0"/>
+              <w:wordWrap/>
+              <w:overflowPunct/>
+              <w:topLinePunct w:val="0"/>
+              <w:autoSpaceDE w:val="0"/>
+              <w:autoSpaceDN w:val="0"/>
+              <w:bidi w:val="0"/>
+              <w:adjustRightInd w:val="0"/>
               <w:snapToGrid w:val="0"/>
               <w:spacing w:line="240" w:lineRule="auto"/>
               <w:ind w:left="0" w:leftChars="0" w:right="0" w:rightChars="0" w:firstLine="0" w:firstLineChars="0"/>
               <w:jc w:val="center"/>
+              <w:textAlignment w:val="baseline"/>
             </w:pPr>
             <w:r>
               <w:t>3人</w:t>
@@ -3728,11 +4286,23 @@
           <w:p>
             <w:pPr>
               <w:pStyle w:val="27"/>
-              <w:bidi w:val="0"/>
+              <w:keepNext w:val="0"/>
+              <w:keepLines w:val="0"/>
+              <w:pageBreakBefore w:val="0"/>
+              <w:widowControl w:val="0"/>
+              <w:kinsoku w:val="0"/>
+              <w:wordWrap/>
+              <w:overflowPunct/>
+              <w:topLinePunct w:val="0"/>
+              <w:autoSpaceDE w:val="0"/>
+              <w:autoSpaceDN w:val="0"/>
+              <w:bidi w:val="0"/>
+              <w:adjustRightInd w:val="0"/>
               <w:snapToGrid w:val="0"/>
               <w:spacing w:line="240" w:lineRule="auto"/>
               <w:ind w:left="0" w:leftChars="0" w:right="0" w:rightChars="0" w:firstLine="0" w:firstLineChars="0"/>
               <w:jc w:val="center"/>
+              <w:textAlignment w:val="baseline"/>
             </w:pPr>
             <w:r>
               <w:t>功能开发准备</w:t>
@@ -3782,11 +4352,23 @@
           <w:p>
             <w:pPr>
               <w:pStyle w:val="27"/>
-              <w:bidi w:val="0"/>
+              <w:keepNext w:val="0"/>
+              <w:keepLines w:val="0"/>
+              <w:pageBreakBefore w:val="0"/>
+              <w:widowControl w:val="0"/>
+              <w:kinsoku w:val="0"/>
+              <w:wordWrap/>
+              <w:overflowPunct/>
+              <w:topLinePunct w:val="0"/>
+              <w:autoSpaceDE w:val="0"/>
+              <w:autoSpaceDN w:val="0"/>
+              <w:bidi w:val="0"/>
+              <w:adjustRightInd w:val="0"/>
               <w:snapToGrid w:val="0"/>
               <w:spacing w:line="240" w:lineRule="auto"/>
               <w:ind w:left="0" w:leftChars="0" w:right="0" w:rightChars="0" w:firstLine="0" w:firstLineChars="0"/>
               <w:jc w:val="center"/>
+              <w:textAlignment w:val="baseline"/>
             </w:pPr>
             <w:r>
               <w:t>软件测试工程师</w:t>
@@ -3814,11 +4396,23 @@
           <w:p>
             <w:pPr>
               <w:pStyle w:val="27"/>
-              <w:bidi w:val="0"/>
+              <w:keepNext w:val="0"/>
+              <w:keepLines w:val="0"/>
+              <w:pageBreakBefore w:val="0"/>
+              <w:widowControl w:val="0"/>
+              <w:kinsoku w:val="0"/>
+              <w:wordWrap/>
+              <w:overflowPunct/>
+              <w:topLinePunct w:val="0"/>
+              <w:autoSpaceDE w:val="0"/>
+              <w:autoSpaceDN w:val="0"/>
+              <w:bidi w:val="0"/>
+              <w:adjustRightInd w:val="0"/>
               <w:snapToGrid w:val="0"/>
               <w:spacing w:line="240" w:lineRule="auto"/>
               <w:ind w:left="0" w:leftChars="0" w:right="0" w:rightChars="0" w:firstLine="0" w:firstLineChars="0"/>
               <w:jc w:val="center"/>
+              <w:textAlignment w:val="baseline"/>
             </w:pPr>
             <w:r>
               <w:t>1人</w:t>
@@ -3846,11 +4440,23 @@
           <w:p>
             <w:pPr>
               <w:pStyle w:val="27"/>
-              <w:bidi w:val="0"/>
+              <w:keepNext w:val="0"/>
+              <w:keepLines w:val="0"/>
+              <w:pageBreakBefore w:val="0"/>
+              <w:widowControl w:val="0"/>
+              <w:kinsoku w:val="0"/>
+              <w:wordWrap/>
+              <w:overflowPunct/>
+              <w:topLinePunct w:val="0"/>
+              <w:autoSpaceDE w:val="0"/>
+              <w:autoSpaceDN w:val="0"/>
+              <w:bidi w:val="0"/>
+              <w:adjustRightInd w:val="0"/>
               <w:snapToGrid w:val="0"/>
               <w:spacing w:line="240" w:lineRule="auto"/>
               <w:ind w:left="0" w:leftChars="0" w:right="0" w:rightChars="0" w:firstLine="0" w:firstLineChars="0"/>
               <w:jc w:val="center"/>
+              <w:textAlignment w:val="baseline"/>
             </w:pPr>
             <w:r>
               <w:t>测试计划制定</w:t>
@@ -3862,7 +4468,20 @@
     <w:p>
       <w:pPr>
         <w:pStyle w:val="27"/>
+        <w:keepNext w:val="0"/>
+        <w:keepLines w:val="0"/>
+        <w:pageBreakBefore w:val="0"/>
+        <w:widowControl w:val="0"/>
+        <w:kinsoku w:val="0"/>
+        <w:wordWrap/>
+        <w:overflowPunct/>
+        <w:topLinePunct w:val="0"/>
+        <w:autoSpaceDE w:val="0"/>
+        <w:autoSpaceDN w:val="0"/>
         <w:bidi w:val="0"/>
+        <w:adjustRightInd w:val="0"/>
+        <w:snapToGrid w:val="0"/>
+        <w:textAlignment w:val="baseline"/>
       </w:pPr>
       <w:r>
         <w:t>此外，运维部安排1名技术支持工程师配合研发工作，负责需求反馈收集。</w:t>
@@ -3871,10 +4490,23 @@
     <w:p>
       <w:pPr>
         <w:pStyle w:val="26"/>
+        <w:keepNext w:val="0"/>
+        <w:keepLines w:val="0"/>
+        <w:pageBreakBefore w:val="0"/>
+        <w:widowControl w:val="0"/>
+        <w:kinsoku w:val="0"/>
+        <w:wordWrap/>
+        <w:overflowPunct/>
+        <w:topLinePunct w:val="0"/>
+        <w:autoSpaceDE w:val="0"/>
+        <w:autoSpaceDN w:val="0"/>
         <w:bidi w:val="0"/>
+        <w:adjustRightInd w:val="0"/>
+        <w:snapToGrid w:val="0"/>
+        <w:textAlignment w:val="baseline"/>
       </w:pPr>
       <w:bookmarkStart w:id="11" w:name="heading_6"/>
-      <w:bookmarkStart w:id="12" w:name="_Toc21945"/>
+      <w:bookmarkStart w:id="12" w:name="_Toc20714"/>
       <w:r>
         <w:t>研发进度</w:t>
       </w:r>
@@ -3884,11 +4516,23 @@
     <w:p>
       <w:pPr>
         <w:pStyle w:val="28"/>
+        <w:keepNext w:val="0"/>
+        <w:keepLines w:val="0"/>
+        <w:pageBreakBefore w:val="0"/>
+        <w:widowControl w:val="0"/>
+        <w:kinsoku w:val="0"/>
+        <w:wordWrap/>
+        <w:overflowPunct/>
+        <w:topLinePunct w:val="0"/>
+        <w:autoSpaceDE w:val="0"/>
+        <w:autoSpaceDN w:val="0"/>
         <w:bidi w:val="0"/>
+        <w:adjustRightInd w:val="0"/>
+        <w:snapToGrid w:val="0"/>
+        <w:textAlignment w:val="baseline"/>
       </w:pPr>
-      <w:bookmarkStart w:id="36" w:name="_GoBack"/>
-      <w:bookmarkStart w:id="13" w:name="_Toc5515"/>
-      <w:bookmarkStart w:id="14" w:name="heading_7"/>
+      <w:bookmarkStart w:id="13" w:name="heading_7"/>
+      <w:bookmarkStart w:id="14" w:name="_Toc21183"/>
       <w:r>
         <w:t>运维管理平台功能优化</w:t>
       </w:r>
@@ -3898,10 +4542,23 @@
     <w:p>
       <w:pPr>
         <w:pStyle w:val="29"/>
+        <w:keepNext w:val="0"/>
+        <w:keepLines w:val="0"/>
+        <w:pageBreakBefore w:val="0"/>
+        <w:widowControl w:val="0"/>
+        <w:kinsoku w:val="0"/>
+        <w:wordWrap/>
+        <w:overflowPunct/>
+        <w:topLinePunct w:val="0"/>
+        <w:autoSpaceDE w:val="0"/>
+        <w:autoSpaceDN w:val="0"/>
         <w:bidi w:val="0"/>
+        <w:adjustRightInd w:val="0"/>
+        <w:snapToGrid w:val="0"/>
+        <w:textAlignment w:val="baseline"/>
       </w:pPr>
       <w:bookmarkStart w:id="15" w:name="heading_8"/>
-      <w:bookmarkStart w:id="16" w:name="_Toc15766"/>
+      <w:bookmarkStart w:id="16" w:name="_Toc15896"/>
       <w:r>
         <w:t>第一季度完成工作</w:t>
       </w:r>
@@ -3911,7 +4568,20 @@
     <w:p>
       <w:pPr>
         <w:pStyle w:val="27"/>
+        <w:keepNext w:val="0"/>
+        <w:keepLines w:val="0"/>
+        <w:pageBreakBefore w:val="0"/>
+        <w:widowControl w:val="0"/>
+        <w:kinsoku w:val="0"/>
+        <w:wordWrap/>
+        <w:overflowPunct/>
+        <w:topLinePunct w:val="0"/>
+        <w:autoSpaceDE w:val="0"/>
+        <w:autoSpaceDN w:val="0"/>
         <w:bidi w:val="0"/>
+        <w:adjustRightInd w:val="0"/>
+        <w:snapToGrid w:val="0"/>
+        <w:textAlignment w:val="baseline"/>
       </w:pPr>
       <w:r>
         <w:t>根据《2026年度运维服务技术研发规划》的进度安排，第一季度应完成需求分析和总体设计阶段的工作。实际完成情况如下：</w:t>
@@ -3920,11 +4590,24 @@
     <w:p>
       <w:pPr>
         <w:pStyle w:val="40"/>
+        <w:keepNext w:val="0"/>
+        <w:keepLines w:val="0"/>
+        <w:pageBreakBefore w:val="0"/>
+        <w:widowControl w:val="0"/>
         <w:numPr>
           <w:ilvl w:val="0"/>
           <w:numId w:val="2"/>
         </w:numPr>
+        <w:kinsoku w:val="0"/>
+        <w:wordWrap/>
+        <w:overflowPunct/>
+        <w:topLinePunct w:val="0"/>
+        <w:autoSpaceDE w:val="0"/>
+        <w:autoSpaceDN w:val="0"/>
         <w:bidi w:val="0"/>
+        <w:adjustRightInd w:val="0"/>
+        <w:snapToGrid w:val="0"/>
+        <w:textAlignment w:val="baseline"/>
       </w:pPr>
       <w:r>
         <w:t>需求分析阶段（1月-2月）</w:t>
@@ -3933,7 +4616,20 @@
     <w:p>
       <w:pPr>
         <w:pStyle w:val="27"/>
+        <w:keepNext w:val="0"/>
+        <w:keepLines w:val="0"/>
+        <w:pageBreakBefore w:val="0"/>
+        <w:widowControl w:val="0"/>
+        <w:kinsoku w:val="0"/>
+        <w:wordWrap/>
+        <w:overflowPunct/>
+        <w:topLinePunct w:val="0"/>
+        <w:autoSpaceDE w:val="0"/>
+        <w:autoSpaceDN w:val="0"/>
         <w:bidi w:val="0"/>
+        <w:adjustRightInd w:val="0"/>
+        <w:snapToGrid w:val="0"/>
+        <w:textAlignment w:val="baseline"/>
       </w:pPr>
       <w:r>
         <w:t>已完成运维部门的需求调研工作，通过问卷调查和专题访谈的方式，收集了运维人员对平台优化的具体需求。主要收集到的需求包括：</w:t>
@@ -3942,11 +4638,24 @@
     <w:p>
       <w:pPr>
         <w:pStyle w:val="40"/>
+        <w:keepNext w:val="0"/>
+        <w:keepLines w:val="0"/>
+        <w:pageBreakBefore w:val="0"/>
+        <w:widowControl w:val="0"/>
         <w:numPr>
           <w:ilvl w:val="0"/>
           <w:numId w:val="3"/>
         </w:numPr>
+        <w:kinsoku w:val="0"/>
+        <w:wordWrap/>
+        <w:overflowPunct/>
+        <w:topLinePunct w:val="0"/>
+        <w:autoSpaceDE w:val="0"/>
+        <w:autoSpaceDN w:val="0"/>
         <w:bidi w:val="0"/>
+        <w:adjustRightInd w:val="0"/>
+        <w:snapToGrid w:val="0"/>
+        <w:textAlignment w:val="baseline"/>
       </w:pPr>
       <w:r>
         <w:rPr>
@@ -3962,11 +4671,24 @@
     <w:p>
       <w:pPr>
         <w:pStyle w:val="40"/>
+        <w:keepNext w:val="0"/>
+        <w:keepLines w:val="0"/>
+        <w:pageBreakBefore w:val="0"/>
+        <w:widowControl w:val="0"/>
         <w:numPr>
           <w:ilvl w:val="0"/>
           <w:numId w:val="3"/>
         </w:numPr>
+        <w:kinsoku w:val="0"/>
+        <w:wordWrap/>
+        <w:overflowPunct/>
+        <w:topLinePunct w:val="0"/>
+        <w:autoSpaceDE w:val="0"/>
+        <w:autoSpaceDN w:val="0"/>
         <w:bidi w:val="0"/>
+        <w:adjustRightInd w:val="0"/>
+        <w:snapToGrid w:val="0"/>
+        <w:textAlignment w:val="baseline"/>
       </w:pPr>
       <w:r>
         <w:t>报表统计方面：需要支持按客户、设备类型、故障级别等多维度统计SLA达成情况</w:t>
@@ -3975,11 +4697,24 @@
     <w:p>
       <w:pPr>
         <w:pStyle w:val="40"/>
+        <w:keepNext w:val="0"/>
+        <w:keepLines w:val="0"/>
+        <w:pageBreakBefore w:val="0"/>
+        <w:widowControl w:val="0"/>
         <w:numPr>
           <w:ilvl w:val="0"/>
           <w:numId w:val="3"/>
         </w:numPr>
+        <w:kinsoku w:val="0"/>
+        <w:wordWrap/>
+        <w:overflowPunct/>
+        <w:topLinePunct w:val="0"/>
+        <w:autoSpaceDE w:val="0"/>
+        <w:autoSpaceDN w:val="0"/>
         <w:bidi w:val="0"/>
+        <w:adjustRightInd w:val="0"/>
+        <w:snapToGrid w:val="0"/>
+        <w:textAlignment w:val="baseline"/>
       </w:pPr>
       <w:r>
         <w:t>移动端方面：现场运维人员反馈需要支持手机端工单处理和拍照上传功能</w:t>
@@ -3988,7 +4723,20 @@
     <w:p>
       <w:pPr>
         <w:pStyle w:val="27"/>
+        <w:keepNext w:val="0"/>
+        <w:keepLines w:val="0"/>
+        <w:pageBreakBefore w:val="0"/>
+        <w:widowControl w:val="0"/>
+        <w:kinsoku w:val="0"/>
+        <w:wordWrap/>
+        <w:overflowPunct/>
+        <w:topLinePunct w:val="0"/>
+        <w:autoSpaceDE w:val="0"/>
+        <w:autoSpaceDN w:val="0"/>
         <w:bidi w:val="0"/>
+        <w:adjustRightInd w:val="0"/>
+        <w:snapToGrid w:val="0"/>
+        <w:textAlignment w:val="baseline"/>
       </w:pPr>
       <w:r>
         <w:t>已形成《运维管理平台优化需求规格说明书》，并通过内部评审。</w:t>
@@ -3997,11 +4745,24 @@
     <w:p>
       <w:pPr>
         <w:pStyle w:val="40"/>
+        <w:keepNext w:val="0"/>
+        <w:keepLines w:val="0"/>
+        <w:pageBreakBefore w:val="0"/>
+        <w:widowControl w:val="0"/>
         <w:numPr>
           <w:ilvl w:val="0"/>
           <w:numId w:val="2"/>
         </w:numPr>
+        <w:kinsoku w:val="0"/>
+        <w:wordWrap/>
+        <w:overflowPunct/>
+        <w:topLinePunct w:val="0"/>
+        <w:autoSpaceDE w:val="0"/>
+        <w:autoSpaceDN w:val="0"/>
         <w:bidi w:val="0"/>
+        <w:adjustRightInd w:val="0"/>
+        <w:snapToGrid w:val="0"/>
+        <w:textAlignment w:val="baseline"/>
       </w:pPr>
       <w:r>
         <w:t>总体设计阶段（3月）</w:t>
@@ -4010,7 +4771,20 @@
     <w:p>
       <w:pPr>
         <w:pStyle w:val="27"/>
+        <w:keepNext w:val="0"/>
+        <w:keepLines w:val="0"/>
+        <w:pageBreakBefore w:val="0"/>
+        <w:widowControl w:val="0"/>
+        <w:kinsoku w:val="0"/>
+        <w:wordWrap/>
+        <w:overflowPunct/>
+        <w:topLinePunct w:val="0"/>
+        <w:autoSpaceDE w:val="0"/>
+        <w:autoSpaceDN w:val="0"/>
         <w:bidi w:val="0"/>
+        <w:adjustRightInd w:val="0"/>
+        <w:snapToGrid w:val="0"/>
+        <w:textAlignment w:val="baseline"/>
       </w:pPr>
       <w:r>
         <w:t>已完成系统总体设计方案编制，包括技术架构设计、数据库设计、接口设计等内容。设计方案明确了各功能模块的划分和接口关系，确定了采用前后端分离架构，移动端采用跨平台开发方案。</w:t>
@@ -4019,7 +4793,20 @@
     <w:p>
       <w:pPr>
         <w:pStyle w:val="27"/>
+        <w:keepNext w:val="0"/>
+        <w:keepLines w:val="0"/>
+        <w:pageBreakBefore w:val="0"/>
+        <w:widowControl w:val="0"/>
+        <w:kinsoku w:val="0"/>
+        <w:wordWrap/>
+        <w:overflowPunct/>
+        <w:topLinePunct w:val="0"/>
+        <w:autoSpaceDE w:val="0"/>
+        <w:autoSpaceDN w:val="0"/>
         <w:bidi w:val="0"/>
+        <w:adjustRightInd w:val="0"/>
+        <w:snapToGrid w:val="0"/>
+        <w:textAlignment w:val="baseline"/>
       </w:pPr>
       <w:r>
         <w:t>已完成《运维管理平台优化系统设计方案》，并通过技术评审。</w:t>
@@ -4028,10 +4815,23 @@
     <w:p>
       <w:pPr>
         <w:pStyle w:val="29"/>
+        <w:keepNext w:val="0"/>
+        <w:keepLines w:val="0"/>
+        <w:pageBreakBefore w:val="0"/>
+        <w:widowControl w:val="0"/>
+        <w:kinsoku w:val="0"/>
+        <w:wordWrap/>
+        <w:overflowPunct/>
+        <w:topLinePunct w:val="0"/>
+        <w:autoSpaceDE w:val="0"/>
+        <w:autoSpaceDN w:val="0"/>
         <w:bidi w:val="0"/>
+        <w:adjustRightInd w:val="0"/>
+        <w:snapToGrid w:val="0"/>
+        <w:textAlignment w:val="baseline"/>
       </w:pPr>
       <w:bookmarkStart w:id="17" w:name="heading_9"/>
-      <w:bookmarkStart w:id="18" w:name="_Toc11231"/>
+      <w:bookmarkStart w:id="18" w:name="_Toc29874"/>
       <w:r>
         <w:t>进度符合性</w:t>
       </w:r>
@@ -4107,11 +4907,23 @@
           <w:p>
             <w:pPr>
               <w:pStyle w:val="27"/>
-              <w:bidi w:val="0"/>
+              <w:keepNext w:val="0"/>
+              <w:keepLines w:val="0"/>
+              <w:pageBreakBefore w:val="0"/>
+              <w:widowControl w:val="0"/>
+              <w:kinsoku w:val="0"/>
+              <w:wordWrap/>
+              <w:overflowPunct/>
+              <w:topLinePunct w:val="0"/>
+              <w:autoSpaceDE w:val="0"/>
+              <w:autoSpaceDN w:val="0"/>
+              <w:bidi w:val="0"/>
+              <w:adjustRightInd w:val="0"/>
               <w:snapToGrid w:val="0"/>
               <w:spacing w:line="240" w:lineRule="auto"/>
               <w:ind w:left="0" w:leftChars="0" w:right="0" w:rightChars="0" w:firstLine="0" w:firstLineChars="0"/>
               <w:jc w:val="center"/>
+              <w:textAlignment w:val="baseline"/>
               <w:rPr>
                 <w:b/>
               </w:rPr>
@@ -4145,11 +4957,23 @@
           <w:p>
             <w:pPr>
               <w:pStyle w:val="27"/>
-              <w:bidi w:val="0"/>
+              <w:keepNext w:val="0"/>
+              <w:keepLines w:val="0"/>
+              <w:pageBreakBefore w:val="0"/>
+              <w:widowControl w:val="0"/>
+              <w:kinsoku w:val="0"/>
+              <w:wordWrap/>
+              <w:overflowPunct/>
+              <w:topLinePunct w:val="0"/>
+              <w:autoSpaceDE w:val="0"/>
+              <w:autoSpaceDN w:val="0"/>
+              <w:bidi w:val="0"/>
+              <w:adjustRightInd w:val="0"/>
               <w:snapToGrid w:val="0"/>
               <w:spacing w:line="240" w:lineRule="auto"/>
               <w:ind w:left="0" w:leftChars="0" w:right="0" w:rightChars="0" w:firstLine="0" w:firstLineChars="0"/>
               <w:jc w:val="center"/>
+              <w:textAlignment w:val="baseline"/>
               <w:rPr>
                 <w:b/>
               </w:rPr>
@@ -4183,11 +5007,23 @@
           <w:p>
             <w:pPr>
               <w:pStyle w:val="27"/>
-              <w:bidi w:val="0"/>
+              <w:keepNext w:val="0"/>
+              <w:keepLines w:val="0"/>
+              <w:pageBreakBefore w:val="0"/>
+              <w:widowControl w:val="0"/>
+              <w:kinsoku w:val="0"/>
+              <w:wordWrap/>
+              <w:overflowPunct/>
+              <w:topLinePunct w:val="0"/>
+              <w:autoSpaceDE w:val="0"/>
+              <w:autoSpaceDN w:val="0"/>
+              <w:bidi w:val="0"/>
+              <w:adjustRightInd w:val="0"/>
               <w:snapToGrid w:val="0"/>
               <w:spacing w:line="240" w:lineRule="auto"/>
               <w:ind w:left="0" w:leftChars="0" w:right="0" w:rightChars="0" w:firstLine="0" w:firstLineChars="0"/>
               <w:jc w:val="center"/>
+              <w:textAlignment w:val="baseline"/>
               <w:rPr>
                 <w:b/>
               </w:rPr>
@@ -4243,11 +5079,23 @@
           <w:p>
             <w:pPr>
               <w:pStyle w:val="27"/>
-              <w:bidi w:val="0"/>
+              <w:keepNext w:val="0"/>
+              <w:keepLines w:val="0"/>
+              <w:pageBreakBefore w:val="0"/>
+              <w:widowControl w:val="0"/>
+              <w:kinsoku w:val="0"/>
+              <w:wordWrap/>
+              <w:overflowPunct/>
+              <w:topLinePunct w:val="0"/>
+              <w:autoSpaceDE w:val="0"/>
+              <w:autoSpaceDN w:val="0"/>
+              <w:bidi w:val="0"/>
+              <w:adjustRightInd w:val="0"/>
               <w:snapToGrid w:val="0"/>
               <w:spacing w:line="240" w:lineRule="auto"/>
               <w:ind w:left="0" w:leftChars="0" w:right="0" w:rightChars="0" w:firstLine="0" w:firstLineChars="0"/>
               <w:jc w:val="center"/>
+              <w:textAlignment w:val="baseline"/>
             </w:pPr>
             <w:r>
               <w:t>需求分析</w:t>
@@ -4275,11 +5123,23 @@
           <w:p>
             <w:pPr>
               <w:pStyle w:val="27"/>
-              <w:bidi w:val="0"/>
+              <w:keepNext w:val="0"/>
+              <w:keepLines w:val="0"/>
+              <w:pageBreakBefore w:val="0"/>
+              <w:widowControl w:val="0"/>
+              <w:kinsoku w:val="0"/>
+              <w:wordWrap/>
+              <w:overflowPunct/>
+              <w:topLinePunct w:val="0"/>
+              <w:autoSpaceDE w:val="0"/>
+              <w:autoSpaceDN w:val="0"/>
+              <w:bidi w:val="0"/>
+              <w:adjustRightInd w:val="0"/>
               <w:snapToGrid w:val="0"/>
               <w:spacing w:line="240" w:lineRule="auto"/>
               <w:ind w:left="0" w:leftChars="0" w:right="0" w:rightChars="0" w:firstLine="0" w:firstLineChars="0"/>
               <w:jc w:val="left"/>
+              <w:textAlignment w:val="baseline"/>
             </w:pPr>
             <w:r>
               <w:t>2026年1月-2月</w:t>
@@ -4307,11 +5167,23 @@
           <w:p>
             <w:pPr>
               <w:pStyle w:val="27"/>
-              <w:bidi w:val="0"/>
+              <w:keepNext w:val="0"/>
+              <w:keepLines w:val="0"/>
+              <w:pageBreakBefore w:val="0"/>
+              <w:widowControl w:val="0"/>
+              <w:kinsoku w:val="0"/>
+              <w:wordWrap/>
+              <w:overflowPunct/>
+              <w:topLinePunct w:val="0"/>
+              <w:autoSpaceDE w:val="0"/>
+              <w:autoSpaceDN w:val="0"/>
+              <w:bidi w:val="0"/>
+              <w:adjustRightInd w:val="0"/>
               <w:snapToGrid w:val="0"/>
               <w:spacing w:line="240" w:lineRule="auto"/>
               <w:ind w:left="0" w:leftChars="0" w:right="0" w:rightChars="0" w:firstLine="0" w:firstLineChars="0"/>
               <w:jc w:val="left"/>
+              <w:textAlignment w:val="baseline"/>
             </w:pPr>
             <w:r>
               <w:t>已完成</w:t>
@@ -4361,11 +5233,23 @@
           <w:p>
             <w:pPr>
               <w:pStyle w:val="27"/>
-              <w:bidi w:val="0"/>
+              <w:keepNext w:val="0"/>
+              <w:keepLines w:val="0"/>
+              <w:pageBreakBefore w:val="0"/>
+              <w:widowControl w:val="0"/>
+              <w:kinsoku w:val="0"/>
+              <w:wordWrap/>
+              <w:overflowPunct/>
+              <w:topLinePunct w:val="0"/>
+              <w:autoSpaceDE w:val="0"/>
+              <w:autoSpaceDN w:val="0"/>
+              <w:bidi w:val="0"/>
+              <w:adjustRightInd w:val="0"/>
               <w:snapToGrid w:val="0"/>
               <w:spacing w:line="240" w:lineRule="auto"/>
               <w:ind w:left="0" w:leftChars="0" w:right="0" w:rightChars="0" w:firstLine="0" w:firstLineChars="0"/>
               <w:jc w:val="center"/>
+              <w:textAlignment w:val="baseline"/>
             </w:pPr>
             <w:r>
               <w:t>总体设计</w:t>
@@ -4393,11 +5277,23 @@
           <w:p>
             <w:pPr>
               <w:pStyle w:val="27"/>
-              <w:bidi w:val="0"/>
+              <w:keepNext w:val="0"/>
+              <w:keepLines w:val="0"/>
+              <w:pageBreakBefore w:val="0"/>
+              <w:widowControl w:val="0"/>
+              <w:kinsoku w:val="0"/>
+              <w:wordWrap/>
+              <w:overflowPunct/>
+              <w:topLinePunct w:val="0"/>
+              <w:autoSpaceDE w:val="0"/>
+              <w:autoSpaceDN w:val="0"/>
+              <w:bidi w:val="0"/>
+              <w:adjustRightInd w:val="0"/>
               <w:snapToGrid w:val="0"/>
               <w:spacing w:line="240" w:lineRule="auto"/>
               <w:ind w:left="0" w:leftChars="0" w:right="0" w:rightChars="0" w:firstLine="0" w:firstLineChars="0"/>
               <w:jc w:val="left"/>
+              <w:textAlignment w:val="baseline"/>
             </w:pPr>
             <w:r>
               <w:t>2026年3月</w:t>
@@ -4425,11 +5321,23 @@
           <w:p>
             <w:pPr>
               <w:pStyle w:val="27"/>
-              <w:bidi w:val="0"/>
+              <w:keepNext w:val="0"/>
+              <w:keepLines w:val="0"/>
+              <w:pageBreakBefore w:val="0"/>
+              <w:widowControl w:val="0"/>
+              <w:kinsoku w:val="0"/>
+              <w:wordWrap/>
+              <w:overflowPunct/>
+              <w:topLinePunct w:val="0"/>
+              <w:autoSpaceDE w:val="0"/>
+              <w:autoSpaceDN w:val="0"/>
+              <w:bidi w:val="0"/>
+              <w:adjustRightInd w:val="0"/>
               <w:snapToGrid w:val="0"/>
               <w:spacing w:line="240" w:lineRule="auto"/>
               <w:ind w:left="0" w:leftChars="0" w:right="0" w:rightChars="0" w:firstLine="0" w:firstLineChars="0"/>
               <w:jc w:val="left"/>
+              <w:textAlignment w:val="baseline"/>
             </w:pPr>
             <w:r>
               <w:t>已完成</w:t>
@@ -4479,11 +5387,23 @@
           <w:p>
             <w:pPr>
               <w:pStyle w:val="27"/>
-              <w:bidi w:val="0"/>
+              <w:keepNext w:val="0"/>
+              <w:keepLines w:val="0"/>
+              <w:pageBreakBefore w:val="0"/>
+              <w:widowControl w:val="0"/>
+              <w:kinsoku w:val="0"/>
+              <w:wordWrap/>
+              <w:overflowPunct/>
+              <w:topLinePunct w:val="0"/>
+              <w:autoSpaceDE w:val="0"/>
+              <w:autoSpaceDN w:val="0"/>
+              <w:bidi w:val="0"/>
+              <w:adjustRightInd w:val="0"/>
               <w:snapToGrid w:val="0"/>
               <w:spacing w:line="240" w:lineRule="auto"/>
               <w:ind w:left="0" w:leftChars="0" w:right="0" w:rightChars="0" w:firstLine="0" w:firstLineChars="0"/>
               <w:jc w:val="center"/>
+              <w:textAlignment w:val="baseline"/>
             </w:pPr>
             <w:r>
               <w:t>研发&amp;测试</w:t>
@@ -4511,11 +5431,23 @@
           <w:p>
             <w:pPr>
               <w:pStyle w:val="27"/>
-              <w:bidi w:val="0"/>
+              <w:keepNext w:val="0"/>
+              <w:keepLines w:val="0"/>
+              <w:pageBreakBefore w:val="0"/>
+              <w:widowControl w:val="0"/>
+              <w:kinsoku w:val="0"/>
+              <w:wordWrap/>
+              <w:overflowPunct/>
+              <w:topLinePunct w:val="0"/>
+              <w:autoSpaceDE w:val="0"/>
+              <w:autoSpaceDN w:val="0"/>
+              <w:bidi w:val="0"/>
+              <w:adjustRightInd w:val="0"/>
               <w:snapToGrid w:val="0"/>
               <w:spacing w:line="240" w:lineRule="auto"/>
               <w:ind w:left="0" w:leftChars="0" w:right="0" w:rightChars="0" w:firstLine="0" w:firstLineChars="0"/>
               <w:jc w:val="left"/>
+              <w:textAlignment w:val="baseline"/>
             </w:pPr>
             <w:r>
               <w:t>2026年4月-8月</w:t>
@@ -4543,11 +5475,23 @@
           <w:p>
             <w:pPr>
               <w:pStyle w:val="27"/>
-              <w:bidi w:val="0"/>
+              <w:keepNext w:val="0"/>
+              <w:keepLines w:val="0"/>
+              <w:pageBreakBefore w:val="0"/>
+              <w:widowControl w:val="0"/>
+              <w:kinsoku w:val="0"/>
+              <w:wordWrap/>
+              <w:overflowPunct/>
+              <w:topLinePunct w:val="0"/>
+              <w:autoSpaceDE w:val="0"/>
+              <w:autoSpaceDN w:val="0"/>
+              <w:bidi w:val="0"/>
+              <w:adjustRightInd w:val="0"/>
               <w:snapToGrid w:val="0"/>
               <w:spacing w:line="240" w:lineRule="auto"/>
               <w:ind w:left="0" w:leftChars="0" w:right="0" w:rightChars="0" w:firstLine="0" w:firstLineChars="0"/>
               <w:jc w:val="left"/>
+              <w:textAlignment w:val="baseline"/>
             </w:pPr>
             <w:r>
               <w:t>尚未开始</w:t>
@@ -4597,11 +5541,23 @@
           <w:p>
             <w:pPr>
               <w:pStyle w:val="27"/>
-              <w:bidi w:val="0"/>
+              <w:keepNext w:val="0"/>
+              <w:keepLines w:val="0"/>
+              <w:pageBreakBefore w:val="0"/>
+              <w:widowControl w:val="0"/>
+              <w:kinsoku w:val="0"/>
+              <w:wordWrap/>
+              <w:overflowPunct/>
+              <w:topLinePunct w:val="0"/>
+              <w:autoSpaceDE w:val="0"/>
+              <w:autoSpaceDN w:val="0"/>
+              <w:bidi w:val="0"/>
+              <w:adjustRightInd w:val="0"/>
               <w:snapToGrid w:val="0"/>
               <w:spacing w:line="240" w:lineRule="auto"/>
               <w:ind w:left="0" w:leftChars="0" w:right="0" w:rightChars="0" w:firstLine="0" w:firstLineChars="0"/>
               <w:jc w:val="center"/>
+              <w:textAlignment w:val="baseline"/>
             </w:pPr>
             <w:r>
               <w:t>试运行</w:t>
@@ -4629,11 +5585,23 @@
           <w:p>
             <w:pPr>
               <w:pStyle w:val="27"/>
-              <w:bidi w:val="0"/>
+              <w:keepNext w:val="0"/>
+              <w:keepLines w:val="0"/>
+              <w:pageBreakBefore w:val="0"/>
+              <w:widowControl w:val="0"/>
+              <w:kinsoku w:val="0"/>
+              <w:wordWrap/>
+              <w:overflowPunct/>
+              <w:topLinePunct w:val="0"/>
+              <w:autoSpaceDE w:val="0"/>
+              <w:autoSpaceDN w:val="0"/>
+              <w:bidi w:val="0"/>
+              <w:adjustRightInd w:val="0"/>
               <w:snapToGrid w:val="0"/>
               <w:spacing w:line="240" w:lineRule="auto"/>
               <w:ind w:left="0" w:leftChars="0" w:right="0" w:rightChars="0" w:firstLine="0" w:firstLineChars="0"/>
               <w:jc w:val="left"/>
+              <w:textAlignment w:val="baseline"/>
             </w:pPr>
             <w:r>
               <w:t>2026年9月-10月</w:t>
@@ -4661,11 +5629,23 @@
           <w:p>
             <w:pPr>
               <w:pStyle w:val="27"/>
-              <w:bidi w:val="0"/>
+              <w:keepNext w:val="0"/>
+              <w:keepLines w:val="0"/>
+              <w:pageBreakBefore w:val="0"/>
+              <w:widowControl w:val="0"/>
+              <w:kinsoku w:val="0"/>
+              <w:wordWrap/>
+              <w:overflowPunct/>
+              <w:topLinePunct w:val="0"/>
+              <w:autoSpaceDE w:val="0"/>
+              <w:autoSpaceDN w:val="0"/>
+              <w:bidi w:val="0"/>
+              <w:adjustRightInd w:val="0"/>
               <w:snapToGrid w:val="0"/>
               <w:spacing w:line="240" w:lineRule="auto"/>
               <w:ind w:left="0" w:leftChars="0" w:right="0" w:rightChars="0" w:firstLine="0" w:firstLineChars="0"/>
               <w:jc w:val="left"/>
+              <w:textAlignment w:val="baseline"/>
             </w:pPr>
             <w:r>
               <w:t>尚未开始</w:t>
@@ -4715,11 +5695,23 @@
           <w:p>
             <w:pPr>
               <w:pStyle w:val="27"/>
-              <w:bidi w:val="0"/>
+              <w:keepNext w:val="0"/>
+              <w:keepLines w:val="0"/>
+              <w:pageBreakBefore w:val="0"/>
+              <w:widowControl w:val="0"/>
+              <w:kinsoku w:val="0"/>
+              <w:wordWrap/>
+              <w:overflowPunct/>
+              <w:topLinePunct w:val="0"/>
+              <w:autoSpaceDE w:val="0"/>
+              <w:autoSpaceDN w:val="0"/>
+              <w:bidi w:val="0"/>
+              <w:adjustRightInd w:val="0"/>
               <w:snapToGrid w:val="0"/>
               <w:spacing w:line="240" w:lineRule="auto"/>
               <w:ind w:left="0" w:leftChars="0" w:right="0" w:rightChars="0" w:firstLine="0" w:firstLineChars="0"/>
               <w:jc w:val="center"/>
+              <w:textAlignment w:val="baseline"/>
             </w:pPr>
             <w:r>
               <w:t>正式上线</w:t>
@@ -4747,11 +5739,23 @@
           <w:p>
             <w:pPr>
               <w:pStyle w:val="27"/>
-              <w:bidi w:val="0"/>
+              <w:keepNext w:val="0"/>
+              <w:keepLines w:val="0"/>
+              <w:pageBreakBefore w:val="0"/>
+              <w:widowControl w:val="0"/>
+              <w:kinsoku w:val="0"/>
+              <w:wordWrap/>
+              <w:overflowPunct/>
+              <w:topLinePunct w:val="0"/>
+              <w:autoSpaceDE w:val="0"/>
+              <w:autoSpaceDN w:val="0"/>
+              <w:bidi w:val="0"/>
+              <w:adjustRightInd w:val="0"/>
               <w:snapToGrid w:val="0"/>
               <w:spacing w:line="240" w:lineRule="auto"/>
               <w:ind w:left="0" w:leftChars="0" w:right="0" w:rightChars="0" w:firstLine="0" w:firstLineChars="0"/>
               <w:jc w:val="left"/>
+              <w:textAlignment w:val="baseline"/>
             </w:pPr>
             <w:r>
               <w:t>2026年12月</w:t>
@@ -4779,11 +5783,23 @@
           <w:p>
             <w:pPr>
               <w:pStyle w:val="27"/>
-              <w:bidi w:val="0"/>
+              <w:keepNext w:val="0"/>
+              <w:keepLines w:val="0"/>
+              <w:pageBreakBefore w:val="0"/>
+              <w:widowControl w:val="0"/>
+              <w:kinsoku w:val="0"/>
+              <w:wordWrap/>
+              <w:overflowPunct/>
+              <w:topLinePunct w:val="0"/>
+              <w:autoSpaceDE w:val="0"/>
+              <w:autoSpaceDN w:val="0"/>
+              <w:bidi w:val="0"/>
+              <w:adjustRightInd w:val="0"/>
               <w:snapToGrid w:val="0"/>
               <w:spacing w:line="240" w:lineRule="auto"/>
               <w:ind w:left="0" w:leftChars="0" w:right="0" w:rightChars="0" w:firstLine="0" w:firstLineChars="0"/>
               <w:jc w:val="left"/>
+              <w:textAlignment w:val="baseline"/>
             </w:pPr>
             <w:r>
               <w:t>尚未开始</w:t>
@@ -4795,10 +5811,23 @@
     <w:p>
       <w:pPr>
         <w:pStyle w:val="28"/>
+        <w:keepNext w:val="0"/>
+        <w:keepLines w:val="0"/>
+        <w:pageBreakBefore w:val="0"/>
+        <w:widowControl w:val="0"/>
+        <w:kinsoku w:val="0"/>
+        <w:wordWrap/>
+        <w:overflowPunct/>
+        <w:topLinePunct w:val="0"/>
+        <w:autoSpaceDE w:val="0"/>
+        <w:autoSpaceDN w:val="0"/>
         <w:bidi w:val="0"/>
+        <w:adjustRightInd w:val="0"/>
+        <w:snapToGrid w:val="0"/>
+        <w:textAlignment w:val="baseline"/>
       </w:pPr>
       <w:bookmarkStart w:id="19" w:name="heading_10"/>
-      <w:bookmarkStart w:id="20" w:name="_Toc5882"/>
+      <w:bookmarkStart w:id="20" w:name="_Toc17764"/>
       <w:r>
         <w:t>监控告警平台升级</w:t>
       </w:r>
@@ -4808,10 +5837,23 @@
     <w:p>
       <w:pPr>
         <w:pStyle w:val="29"/>
+        <w:keepNext w:val="0"/>
+        <w:keepLines w:val="0"/>
+        <w:pageBreakBefore w:val="0"/>
+        <w:widowControl w:val="0"/>
+        <w:kinsoku w:val="0"/>
+        <w:wordWrap/>
+        <w:overflowPunct/>
+        <w:topLinePunct w:val="0"/>
+        <w:autoSpaceDE w:val="0"/>
+        <w:autoSpaceDN w:val="0"/>
         <w:bidi w:val="0"/>
+        <w:adjustRightInd w:val="0"/>
+        <w:snapToGrid w:val="0"/>
+        <w:textAlignment w:val="baseline"/>
       </w:pPr>
-      <w:bookmarkStart w:id="21" w:name="_Toc14389"/>
-      <w:bookmarkStart w:id="22" w:name="heading_11"/>
+      <w:bookmarkStart w:id="21" w:name="heading_11"/>
+      <w:bookmarkStart w:id="22" w:name="_Toc6778"/>
       <w:r>
         <w:t>第一季度完成工作</w:t>
       </w:r>
@@ -4821,7 +5863,20 @@
     <w:p>
       <w:pPr>
         <w:pStyle w:val="27"/>
+        <w:keepNext w:val="0"/>
+        <w:keepLines w:val="0"/>
+        <w:pageBreakBefore w:val="0"/>
+        <w:widowControl w:val="0"/>
+        <w:kinsoku w:val="0"/>
+        <w:wordWrap/>
+        <w:overflowPunct/>
+        <w:topLinePunct w:val="0"/>
+        <w:autoSpaceDE w:val="0"/>
+        <w:autoSpaceDN w:val="0"/>
         <w:bidi w:val="0"/>
+        <w:adjustRightInd w:val="0"/>
+        <w:snapToGrid w:val="0"/>
+        <w:textAlignment w:val="baseline"/>
       </w:pPr>
       <w:r>
         <w:t>第一季度主要完成了监控告警平台升级的前期调研工作，包括：</w:t>
@@ -4830,12 +5885,25 @@
     <w:p>
       <w:pPr>
         <w:pStyle w:val="40"/>
+        <w:keepNext w:val="0"/>
+        <w:keepLines w:val="0"/>
+        <w:pageBreakBefore w:val="0"/>
+        <w:widowControl w:val="0"/>
         <w:numPr>
           <w:ilvl w:val="0"/>
           <w:numId w:val="4"/>
         </w:numPr>
+        <w:kinsoku w:val="0"/>
+        <w:wordWrap/>
+        <w:overflowPunct/>
+        <w:topLinePunct w:val="0"/>
+        <w:autoSpaceDE w:val="0"/>
+        <w:autoSpaceDN w:val="0"/>
         <w:bidi w:val="0"/>
+        <w:adjustRightInd w:val="0"/>
+        <w:snapToGrid w:val="0"/>
         <w:ind w:left="425" w:leftChars="0" w:hanging="425" w:firstLineChars="0"/>
+        <w:textAlignment w:val="baseline"/>
       </w:pPr>
       <w:r>
         <w:t>收集了运维团队对现有H3C智能管理中心的使用反馈</w:t>
@@ -4844,12 +5912,25 @@
     <w:p>
       <w:pPr>
         <w:pStyle w:val="40"/>
+        <w:keepNext w:val="0"/>
+        <w:keepLines w:val="0"/>
+        <w:pageBreakBefore w:val="0"/>
+        <w:widowControl w:val="0"/>
         <w:numPr>
           <w:ilvl w:val="0"/>
           <w:numId w:val="4"/>
         </w:numPr>
+        <w:kinsoku w:val="0"/>
+        <w:wordWrap/>
+        <w:overflowPunct/>
+        <w:topLinePunct w:val="0"/>
+        <w:autoSpaceDE w:val="0"/>
+        <w:autoSpaceDN w:val="0"/>
         <w:bidi w:val="0"/>
+        <w:adjustRightInd w:val="0"/>
+        <w:snapToGrid w:val="0"/>
         <w:ind w:left="425" w:leftChars="0" w:hanging="425" w:firstLineChars="0"/>
+        <w:textAlignment w:val="baseline"/>
       </w:pPr>
       <w:r>
         <w:t>调研了告警收敛、智能分析、可视化大屏等功能的实现方案</w:t>
@@ -4858,12 +5939,25 @@
     <w:p>
       <w:pPr>
         <w:pStyle w:val="40"/>
+        <w:keepNext w:val="0"/>
+        <w:keepLines w:val="0"/>
+        <w:pageBreakBefore w:val="0"/>
+        <w:widowControl w:val="0"/>
         <w:numPr>
           <w:ilvl w:val="0"/>
           <w:numId w:val="4"/>
         </w:numPr>
+        <w:kinsoku w:val="0"/>
+        <w:wordWrap/>
+        <w:overflowPunct/>
+        <w:topLinePunct w:val="0"/>
+        <w:autoSpaceDE w:val="0"/>
+        <w:autoSpaceDN w:val="0"/>
         <w:bidi w:val="0"/>
+        <w:adjustRightInd w:val="0"/>
+        <w:snapToGrid w:val="0"/>
         <w:ind w:left="425" w:leftChars="0" w:hanging="425" w:firstLineChars="0"/>
+        <w:textAlignment w:val="baseline"/>
       </w:pPr>
       <w:r>
         <w:t>初步确定了升级技术路线</w:t>
@@ -4872,7 +5966,20 @@
     <w:p>
       <w:pPr>
         <w:pStyle w:val="27"/>
+        <w:keepNext w:val="0"/>
+        <w:keepLines w:val="0"/>
+        <w:pageBreakBefore w:val="0"/>
+        <w:widowControl w:val="0"/>
+        <w:kinsoku w:val="0"/>
+        <w:wordWrap/>
+        <w:overflowPunct/>
+        <w:topLinePunct w:val="0"/>
+        <w:autoSpaceDE w:val="0"/>
+        <w:autoSpaceDN w:val="0"/>
         <w:bidi w:val="0"/>
+        <w:adjustRightInd w:val="0"/>
+        <w:snapToGrid w:val="0"/>
+        <w:textAlignment w:val="baseline"/>
       </w:pPr>
       <w:r>
         <w:t>《监控告警平台升级方案》正在编制中，预计第二季度完成方案评审。</w:t>
@@ -4881,10 +5988,23 @@
     <w:p>
       <w:pPr>
         <w:pStyle w:val="29"/>
+        <w:keepNext w:val="0"/>
+        <w:keepLines w:val="0"/>
+        <w:pageBreakBefore w:val="0"/>
+        <w:widowControl w:val="0"/>
+        <w:kinsoku w:val="0"/>
+        <w:wordWrap/>
+        <w:overflowPunct/>
+        <w:topLinePunct w:val="0"/>
+        <w:autoSpaceDE w:val="0"/>
+        <w:autoSpaceDN w:val="0"/>
         <w:bidi w:val="0"/>
+        <w:adjustRightInd w:val="0"/>
+        <w:snapToGrid w:val="0"/>
+        <w:textAlignment w:val="baseline"/>
       </w:pPr>
       <w:bookmarkStart w:id="23" w:name="heading_12"/>
-      <w:bookmarkStart w:id="24" w:name="_Toc24463"/>
+      <w:bookmarkStart w:id="24" w:name="_Toc6054"/>
       <w:r>
         <w:t>进度符合性</w:t>
       </w:r>
@@ -4894,7 +6014,20 @@
     <w:p>
       <w:pPr>
         <w:pStyle w:val="27"/>
+        <w:keepNext w:val="0"/>
+        <w:keepLines w:val="0"/>
+        <w:pageBreakBefore w:val="0"/>
+        <w:widowControl w:val="0"/>
+        <w:kinsoku w:val="0"/>
+        <w:wordWrap/>
+        <w:overflowPunct/>
+        <w:topLinePunct w:val="0"/>
+        <w:autoSpaceDE w:val="0"/>
+        <w:autoSpaceDN w:val="0"/>
         <w:bidi w:val="0"/>
+        <w:adjustRightInd w:val="0"/>
+        <w:snapToGrid w:val="0"/>
+        <w:textAlignment w:val="baseline"/>
       </w:pPr>
       <w:r>
         <w:t>监控告警平台升级工作与运维管理平台优化同步推进，第一季度完成了前期调研，符合整体进度安排。</w:t>
@@ -4903,10 +6036,23 @@
     <w:p>
       <w:pPr>
         <w:pStyle w:val="26"/>
+        <w:keepNext w:val="0"/>
+        <w:keepLines w:val="0"/>
+        <w:pageBreakBefore w:val="0"/>
+        <w:widowControl w:val="0"/>
+        <w:kinsoku w:val="0"/>
+        <w:wordWrap/>
+        <w:overflowPunct/>
+        <w:topLinePunct w:val="0"/>
+        <w:autoSpaceDE w:val="0"/>
+        <w:autoSpaceDN w:val="0"/>
         <w:bidi w:val="0"/>
+        <w:adjustRightInd w:val="0"/>
+        <w:snapToGrid w:val="0"/>
+        <w:textAlignment w:val="baseline"/>
       </w:pPr>
       <w:bookmarkStart w:id="25" w:name="heading_13"/>
-      <w:bookmarkStart w:id="26" w:name="_Toc28757"/>
+      <w:bookmarkStart w:id="26" w:name="_Toc29964"/>
       <w:r>
         <w:t>技术手册研发进度</w:t>
       </w:r>
@@ -4916,7 +6062,20 @@
     <w:p>
       <w:pPr>
         <w:pStyle w:val="27"/>
+        <w:keepNext w:val="0"/>
+        <w:keepLines w:val="0"/>
+        <w:pageBreakBefore w:val="0"/>
+        <w:widowControl w:val="0"/>
+        <w:kinsoku w:val="0"/>
+        <w:wordWrap/>
+        <w:overflowPunct/>
+        <w:topLinePunct w:val="0"/>
+        <w:autoSpaceDE w:val="0"/>
+        <w:autoSpaceDN w:val="0"/>
         <w:bidi w:val="0"/>
+        <w:adjustRightInd w:val="0"/>
+        <w:snapToGrid w:val="0"/>
+        <w:textAlignment w:val="baseline"/>
       </w:pPr>
       <w:r>
         <w:t>根据《2026年度运维服务技术研发规划》，2026年计划新增4本技术手册。第一季度主要完成了技术手册的规划工作，包括：</w:t>
@@ -4925,12 +6084,25 @@
     <w:p>
       <w:pPr>
         <w:pStyle w:val="40"/>
+        <w:keepNext w:val="0"/>
+        <w:keepLines w:val="0"/>
+        <w:pageBreakBefore w:val="0"/>
+        <w:widowControl w:val="0"/>
         <w:numPr>
           <w:ilvl w:val="0"/>
           <w:numId w:val="5"/>
         </w:numPr>
+        <w:kinsoku w:val="0"/>
+        <w:wordWrap/>
+        <w:overflowPunct/>
+        <w:topLinePunct w:val="0"/>
+        <w:autoSpaceDE w:val="0"/>
+        <w:autoSpaceDN w:val="0"/>
         <w:bidi w:val="0"/>
+        <w:adjustRightInd w:val="0"/>
+        <w:snapToGrid w:val="0"/>
         <w:ind w:left="425" w:leftChars="0" w:hanging="425" w:firstLineChars="0"/>
+        <w:textAlignment w:val="baseline"/>
       </w:pPr>
       <w:r>
         <w:t>确定了各手册的编写大纲和内容框架</w:t>
@@ -4939,12 +6111,25 @@
     <w:p>
       <w:pPr>
         <w:pStyle w:val="40"/>
+        <w:keepNext w:val="0"/>
+        <w:keepLines w:val="0"/>
+        <w:pageBreakBefore w:val="0"/>
+        <w:widowControl w:val="0"/>
         <w:numPr>
           <w:ilvl w:val="0"/>
           <w:numId w:val="5"/>
         </w:numPr>
+        <w:kinsoku w:val="0"/>
+        <w:wordWrap/>
+        <w:overflowPunct/>
+        <w:topLinePunct w:val="0"/>
+        <w:autoSpaceDE w:val="0"/>
+        <w:autoSpaceDN w:val="0"/>
         <w:bidi w:val="0"/>
+        <w:adjustRightInd w:val="0"/>
+        <w:snapToGrid w:val="0"/>
         <w:ind w:left="425" w:leftChars="0" w:hanging="425" w:firstLineChars="0"/>
+        <w:textAlignment w:val="baseline"/>
       </w:pPr>
       <w:r>
         <w:t>明确了编写责任人和时间节点</w:t>
@@ -4953,12 +6138,25 @@
     <w:p>
       <w:pPr>
         <w:pStyle w:val="40"/>
+        <w:keepNext w:val="0"/>
+        <w:keepLines w:val="0"/>
+        <w:pageBreakBefore w:val="0"/>
+        <w:widowControl w:val="0"/>
         <w:numPr>
           <w:ilvl w:val="0"/>
           <w:numId w:val="5"/>
         </w:numPr>
+        <w:kinsoku w:val="0"/>
+        <w:wordWrap/>
+        <w:overflowPunct/>
+        <w:topLinePunct w:val="0"/>
+        <w:autoSpaceDE w:val="0"/>
+        <w:autoSpaceDN w:val="0"/>
         <w:bidi w:val="0"/>
+        <w:adjustRightInd w:val="0"/>
+        <w:snapToGrid w:val="0"/>
         <w:ind w:left="425" w:leftChars="0" w:hanging="425" w:firstLineChars="0"/>
+        <w:textAlignment w:val="baseline"/>
       </w:pPr>
       <w:r>
         <w:t>收集了编写所需的参考资料和案例素材</w:t>
@@ -4967,7 +6165,20 @@
     <w:p>
       <w:pPr>
         <w:pStyle w:val="27"/>
+        <w:keepNext w:val="0"/>
+        <w:keepLines w:val="0"/>
+        <w:pageBreakBefore w:val="0"/>
+        <w:widowControl w:val="0"/>
+        <w:kinsoku w:val="0"/>
+        <w:wordWrap/>
+        <w:overflowPunct/>
+        <w:topLinePunct w:val="0"/>
+        <w:autoSpaceDE w:val="0"/>
+        <w:autoSpaceDN w:val="0"/>
         <w:bidi w:val="0"/>
+        <w:adjustRightInd w:val="0"/>
+        <w:snapToGrid w:val="0"/>
+        <w:textAlignment w:val="baseline"/>
       </w:pPr>
       <w:r>
         <w:t>具体进度如下：</w:t>
@@ -5043,11 +6254,23 @@
           <w:p>
             <w:pPr>
               <w:pStyle w:val="27"/>
-              <w:bidi w:val="0"/>
+              <w:keepNext w:val="0"/>
+              <w:keepLines w:val="0"/>
+              <w:pageBreakBefore w:val="0"/>
+              <w:widowControl w:val="0"/>
+              <w:kinsoku w:val="0"/>
+              <w:wordWrap/>
+              <w:overflowPunct/>
+              <w:topLinePunct w:val="0"/>
+              <w:autoSpaceDE w:val="0"/>
+              <w:autoSpaceDN w:val="0"/>
+              <w:bidi w:val="0"/>
+              <w:adjustRightInd w:val="0"/>
               <w:snapToGrid w:val="0"/>
               <w:spacing w:line="240" w:lineRule="auto"/>
               <w:ind w:left="0" w:leftChars="0" w:right="0" w:rightChars="0" w:firstLine="0" w:firstLineChars="0"/>
               <w:jc w:val="center"/>
+              <w:textAlignment w:val="baseline"/>
               <w:rPr>
                 <w:b/>
               </w:rPr>
@@ -5081,11 +6304,23 @@
           <w:p>
             <w:pPr>
               <w:pStyle w:val="27"/>
-              <w:bidi w:val="0"/>
+              <w:keepNext w:val="0"/>
+              <w:keepLines w:val="0"/>
+              <w:pageBreakBefore w:val="0"/>
+              <w:widowControl w:val="0"/>
+              <w:kinsoku w:val="0"/>
+              <w:wordWrap/>
+              <w:overflowPunct/>
+              <w:topLinePunct w:val="0"/>
+              <w:autoSpaceDE w:val="0"/>
+              <w:autoSpaceDN w:val="0"/>
+              <w:bidi w:val="0"/>
+              <w:adjustRightInd w:val="0"/>
               <w:snapToGrid w:val="0"/>
               <w:spacing w:line="240" w:lineRule="auto"/>
               <w:ind w:left="0" w:leftChars="0" w:right="0" w:rightChars="0" w:firstLine="0" w:firstLineChars="0"/>
               <w:jc w:val="center"/>
+              <w:textAlignment w:val="baseline"/>
               <w:rPr>
                 <w:b/>
               </w:rPr>
@@ -5119,11 +6354,23 @@
           <w:p>
             <w:pPr>
               <w:pStyle w:val="27"/>
-              <w:bidi w:val="0"/>
+              <w:keepNext w:val="0"/>
+              <w:keepLines w:val="0"/>
+              <w:pageBreakBefore w:val="0"/>
+              <w:widowControl w:val="0"/>
+              <w:kinsoku w:val="0"/>
+              <w:wordWrap/>
+              <w:overflowPunct/>
+              <w:topLinePunct w:val="0"/>
+              <w:autoSpaceDE w:val="0"/>
+              <w:autoSpaceDN w:val="0"/>
+              <w:bidi w:val="0"/>
+              <w:adjustRightInd w:val="0"/>
               <w:snapToGrid w:val="0"/>
               <w:spacing w:line="240" w:lineRule="auto"/>
               <w:ind w:left="0" w:leftChars="0" w:right="0" w:rightChars="0" w:firstLine="0" w:firstLineChars="0"/>
               <w:jc w:val="center"/>
+              <w:textAlignment w:val="baseline"/>
               <w:rPr>
                 <w:b/>
               </w:rPr>
@@ -5157,11 +6404,23 @@
           <w:p>
             <w:pPr>
               <w:pStyle w:val="27"/>
-              <w:bidi w:val="0"/>
+              <w:keepNext w:val="0"/>
+              <w:keepLines w:val="0"/>
+              <w:pageBreakBefore w:val="0"/>
+              <w:widowControl w:val="0"/>
+              <w:kinsoku w:val="0"/>
+              <w:wordWrap/>
+              <w:overflowPunct/>
+              <w:topLinePunct w:val="0"/>
+              <w:autoSpaceDE w:val="0"/>
+              <w:autoSpaceDN w:val="0"/>
+              <w:bidi w:val="0"/>
+              <w:adjustRightInd w:val="0"/>
               <w:snapToGrid w:val="0"/>
               <w:spacing w:line="240" w:lineRule="auto"/>
               <w:ind w:left="0" w:leftChars="0" w:right="0" w:rightChars="0" w:firstLine="0" w:firstLineChars="0"/>
               <w:jc w:val="center"/>
+              <w:textAlignment w:val="baseline"/>
               <w:rPr>
                 <w:b/>
               </w:rPr>
@@ -5217,11 +6476,23 @@
           <w:p>
             <w:pPr>
               <w:pStyle w:val="27"/>
-              <w:bidi w:val="0"/>
+              <w:keepNext w:val="0"/>
+              <w:keepLines w:val="0"/>
+              <w:pageBreakBefore w:val="0"/>
+              <w:widowControl w:val="0"/>
+              <w:kinsoku w:val="0"/>
+              <w:wordWrap/>
+              <w:overflowPunct/>
+              <w:topLinePunct w:val="0"/>
+              <w:autoSpaceDE w:val="0"/>
+              <w:autoSpaceDN w:val="0"/>
+              <w:bidi w:val="0"/>
+              <w:adjustRightInd w:val="0"/>
               <w:snapToGrid w:val="0"/>
               <w:spacing w:line="240" w:lineRule="auto"/>
               <w:ind w:left="0" w:leftChars="0" w:right="0" w:rightChars="0" w:firstLine="0" w:firstLineChars="0"/>
               <w:jc w:val="center"/>
+              <w:textAlignment w:val="baseline"/>
             </w:pPr>
             <w:r>
               <w:t>1</w:t>
@@ -5249,11 +6520,23 @@
           <w:p>
             <w:pPr>
               <w:pStyle w:val="27"/>
-              <w:bidi w:val="0"/>
+              <w:keepNext w:val="0"/>
+              <w:keepLines w:val="0"/>
+              <w:pageBreakBefore w:val="0"/>
+              <w:widowControl w:val="0"/>
+              <w:kinsoku w:val="0"/>
+              <w:wordWrap/>
+              <w:overflowPunct/>
+              <w:topLinePunct w:val="0"/>
+              <w:autoSpaceDE w:val="0"/>
+              <w:autoSpaceDN w:val="0"/>
+              <w:bidi w:val="0"/>
+              <w:adjustRightInd w:val="0"/>
               <w:snapToGrid w:val="0"/>
               <w:spacing w:line="240" w:lineRule="auto"/>
               <w:ind w:left="0" w:leftChars="0" w:right="0" w:rightChars="0" w:firstLine="0" w:firstLineChars="0"/>
               <w:jc w:val="center"/>
+              <w:textAlignment w:val="baseline"/>
             </w:pPr>
             <w:r>
               <w:t>网络设备故障排查手册</w:t>
@@ -5281,11 +6564,23 @@
           <w:p>
             <w:pPr>
               <w:pStyle w:val="27"/>
-              <w:bidi w:val="0"/>
+              <w:keepNext w:val="0"/>
+              <w:keepLines w:val="0"/>
+              <w:pageBreakBefore w:val="0"/>
+              <w:widowControl w:val="0"/>
+              <w:kinsoku w:val="0"/>
+              <w:wordWrap/>
+              <w:overflowPunct/>
+              <w:topLinePunct w:val="0"/>
+              <w:autoSpaceDE w:val="0"/>
+              <w:autoSpaceDN w:val="0"/>
+              <w:bidi w:val="0"/>
+              <w:adjustRightInd w:val="0"/>
               <w:snapToGrid w:val="0"/>
               <w:spacing w:line="240" w:lineRule="auto"/>
               <w:ind w:left="0" w:leftChars="0" w:right="0" w:rightChars="0" w:firstLine="0" w:firstLineChars="0"/>
               <w:jc w:val="left"/>
+              <w:textAlignment w:val="baseline"/>
             </w:pPr>
             <w:r>
               <w:t>2026年6月</w:t>
@@ -5313,11 +6608,23 @@
           <w:p>
             <w:pPr>
               <w:pStyle w:val="27"/>
-              <w:bidi w:val="0"/>
+              <w:keepNext w:val="0"/>
+              <w:keepLines w:val="0"/>
+              <w:pageBreakBefore w:val="0"/>
+              <w:widowControl w:val="0"/>
+              <w:kinsoku w:val="0"/>
+              <w:wordWrap/>
+              <w:overflowPunct/>
+              <w:topLinePunct w:val="0"/>
+              <w:autoSpaceDE w:val="0"/>
+              <w:autoSpaceDN w:val="0"/>
+              <w:bidi w:val="0"/>
+              <w:adjustRightInd w:val="0"/>
               <w:snapToGrid w:val="0"/>
               <w:spacing w:line="240" w:lineRule="auto"/>
               <w:ind w:left="0" w:leftChars="0" w:right="0" w:rightChars="0" w:firstLine="0" w:firstLineChars="0"/>
               <w:jc w:val="center"/>
+              <w:textAlignment w:val="baseline"/>
             </w:pPr>
             <w:r>
               <w:t>大纲编制中</w:t>
@@ -5367,11 +6674,23 @@
           <w:p>
             <w:pPr>
               <w:pStyle w:val="27"/>
-              <w:bidi w:val="0"/>
+              <w:keepNext w:val="0"/>
+              <w:keepLines w:val="0"/>
+              <w:pageBreakBefore w:val="0"/>
+              <w:widowControl w:val="0"/>
+              <w:kinsoku w:val="0"/>
+              <w:wordWrap/>
+              <w:overflowPunct/>
+              <w:topLinePunct w:val="0"/>
+              <w:autoSpaceDE w:val="0"/>
+              <w:autoSpaceDN w:val="0"/>
+              <w:bidi w:val="0"/>
+              <w:adjustRightInd w:val="0"/>
               <w:snapToGrid w:val="0"/>
               <w:spacing w:line="240" w:lineRule="auto"/>
               <w:ind w:left="0" w:leftChars="0" w:right="0" w:rightChars="0" w:firstLine="0" w:firstLineChars="0"/>
               <w:jc w:val="center"/>
+              <w:textAlignment w:val="baseline"/>
             </w:pPr>
             <w:r>
               <w:t>2</w:t>
@@ -5399,11 +6718,23 @@
           <w:p>
             <w:pPr>
               <w:pStyle w:val="27"/>
-              <w:bidi w:val="0"/>
+              <w:keepNext w:val="0"/>
+              <w:keepLines w:val="0"/>
+              <w:pageBreakBefore w:val="0"/>
+              <w:widowControl w:val="0"/>
+              <w:kinsoku w:val="0"/>
+              <w:wordWrap/>
+              <w:overflowPunct/>
+              <w:topLinePunct w:val="0"/>
+              <w:autoSpaceDE w:val="0"/>
+              <w:autoSpaceDN w:val="0"/>
+              <w:bidi w:val="0"/>
+              <w:adjustRightInd w:val="0"/>
               <w:snapToGrid w:val="0"/>
               <w:spacing w:line="240" w:lineRule="auto"/>
               <w:ind w:left="0" w:leftChars="0" w:right="0" w:rightChars="0" w:firstLine="0" w:firstLineChars="0"/>
               <w:jc w:val="center"/>
+              <w:textAlignment w:val="baseline"/>
             </w:pPr>
             <w:r>
               <w:t>服务器硬件维护手册</w:t>
@@ -5431,11 +6762,23 @@
           <w:p>
             <w:pPr>
               <w:pStyle w:val="27"/>
-              <w:bidi w:val="0"/>
+              <w:keepNext w:val="0"/>
+              <w:keepLines w:val="0"/>
+              <w:pageBreakBefore w:val="0"/>
+              <w:widowControl w:val="0"/>
+              <w:kinsoku w:val="0"/>
+              <w:wordWrap/>
+              <w:overflowPunct/>
+              <w:topLinePunct w:val="0"/>
+              <w:autoSpaceDE w:val="0"/>
+              <w:autoSpaceDN w:val="0"/>
+              <w:bidi w:val="0"/>
+              <w:adjustRightInd w:val="0"/>
               <w:snapToGrid w:val="0"/>
               <w:spacing w:line="240" w:lineRule="auto"/>
               <w:ind w:left="0" w:leftChars="0" w:right="0" w:rightChars="0" w:firstLine="0" w:firstLineChars="0"/>
               <w:jc w:val="left"/>
+              <w:textAlignment w:val="baseline"/>
             </w:pPr>
             <w:r>
               <w:t>2026年6月</w:t>
@@ -5463,11 +6806,23 @@
           <w:p>
             <w:pPr>
               <w:pStyle w:val="27"/>
-              <w:bidi w:val="0"/>
+              <w:keepNext w:val="0"/>
+              <w:keepLines w:val="0"/>
+              <w:pageBreakBefore w:val="0"/>
+              <w:widowControl w:val="0"/>
+              <w:kinsoku w:val="0"/>
+              <w:wordWrap/>
+              <w:overflowPunct/>
+              <w:topLinePunct w:val="0"/>
+              <w:autoSpaceDE w:val="0"/>
+              <w:autoSpaceDN w:val="0"/>
+              <w:bidi w:val="0"/>
+              <w:adjustRightInd w:val="0"/>
               <w:snapToGrid w:val="0"/>
               <w:spacing w:line="240" w:lineRule="auto"/>
               <w:ind w:left="0" w:leftChars="0" w:right="0" w:rightChars="0" w:firstLine="0" w:firstLineChars="0"/>
               <w:jc w:val="center"/>
+              <w:textAlignment w:val="baseline"/>
             </w:pPr>
             <w:r>
               <w:t>大纲编制中</w:t>
@@ -5517,11 +6872,23 @@
           <w:p>
             <w:pPr>
               <w:pStyle w:val="27"/>
-              <w:bidi w:val="0"/>
+              <w:keepNext w:val="0"/>
+              <w:keepLines w:val="0"/>
+              <w:pageBreakBefore w:val="0"/>
+              <w:widowControl w:val="0"/>
+              <w:kinsoku w:val="0"/>
+              <w:wordWrap/>
+              <w:overflowPunct/>
+              <w:topLinePunct w:val="0"/>
+              <w:autoSpaceDE w:val="0"/>
+              <w:autoSpaceDN w:val="0"/>
+              <w:bidi w:val="0"/>
+              <w:adjustRightInd w:val="0"/>
               <w:snapToGrid w:val="0"/>
               <w:spacing w:line="240" w:lineRule="auto"/>
               <w:ind w:left="0" w:leftChars="0" w:right="0" w:rightChars="0" w:firstLine="0" w:firstLineChars="0"/>
               <w:jc w:val="center"/>
+              <w:textAlignment w:val="baseline"/>
             </w:pPr>
             <w:r>
               <w:t>3</w:t>
@@ -5549,11 +6916,23 @@
           <w:p>
             <w:pPr>
               <w:pStyle w:val="27"/>
-              <w:bidi w:val="0"/>
+              <w:keepNext w:val="0"/>
+              <w:keepLines w:val="0"/>
+              <w:pageBreakBefore w:val="0"/>
+              <w:widowControl w:val="0"/>
+              <w:kinsoku w:val="0"/>
+              <w:wordWrap/>
+              <w:overflowPunct/>
+              <w:topLinePunct w:val="0"/>
+              <w:autoSpaceDE w:val="0"/>
+              <w:autoSpaceDN w:val="0"/>
+              <w:bidi w:val="0"/>
+              <w:adjustRightInd w:val="0"/>
               <w:snapToGrid w:val="0"/>
               <w:spacing w:line="240" w:lineRule="auto"/>
               <w:ind w:left="0" w:leftChars="0" w:right="0" w:rightChars="0" w:firstLine="0" w:firstLineChars="0"/>
               <w:jc w:val="center"/>
+              <w:textAlignment w:val="baseline"/>
             </w:pPr>
             <w:r>
               <w:t>安全事件应急处置手册</w:t>
@@ -5581,11 +6960,23 @@
           <w:p>
             <w:pPr>
               <w:pStyle w:val="27"/>
-              <w:bidi w:val="0"/>
+              <w:keepNext w:val="0"/>
+              <w:keepLines w:val="0"/>
+              <w:pageBreakBefore w:val="0"/>
+              <w:widowControl w:val="0"/>
+              <w:kinsoku w:val="0"/>
+              <w:wordWrap/>
+              <w:overflowPunct/>
+              <w:topLinePunct w:val="0"/>
+              <w:autoSpaceDE w:val="0"/>
+              <w:autoSpaceDN w:val="0"/>
+              <w:bidi w:val="0"/>
+              <w:adjustRightInd w:val="0"/>
               <w:snapToGrid w:val="0"/>
               <w:spacing w:line="240" w:lineRule="auto"/>
               <w:ind w:left="0" w:leftChars="0" w:right="0" w:rightChars="0" w:firstLine="0" w:firstLineChars="0"/>
               <w:jc w:val="left"/>
+              <w:textAlignment w:val="baseline"/>
             </w:pPr>
             <w:r>
               <w:t>2026年9月</w:t>
@@ -5613,11 +7004,23 @@
           <w:p>
             <w:pPr>
               <w:pStyle w:val="27"/>
-              <w:bidi w:val="0"/>
+              <w:keepNext w:val="0"/>
+              <w:keepLines w:val="0"/>
+              <w:pageBreakBefore w:val="0"/>
+              <w:widowControl w:val="0"/>
+              <w:kinsoku w:val="0"/>
+              <w:wordWrap/>
+              <w:overflowPunct/>
+              <w:topLinePunct w:val="0"/>
+              <w:autoSpaceDE w:val="0"/>
+              <w:autoSpaceDN w:val="0"/>
+              <w:bidi w:val="0"/>
+              <w:adjustRightInd w:val="0"/>
               <w:snapToGrid w:val="0"/>
               <w:spacing w:line="240" w:lineRule="auto"/>
               <w:ind w:left="0" w:leftChars="0" w:right="0" w:rightChars="0" w:firstLine="0" w:firstLineChars="0"/>
               <w:jc w:val="center"/>
+              <w:textAlignment w:val="baseline"/>
             </w:pPr>
             <w:r>
               <w:t>尚未启动</w:t>
@@ -5667,11 +7070,23 @@
           <w:p>
             <w:pPr>
               <w:pStyle w:val="27"/>
-              <w:bidi w:val="0"/>
+              <w:keepNext w:val="0"/>
+              <w:keepLines w:val="0"/>
+              <w:pageBreakBefore w:val="0"/>
+              <w:widowControl w:val="0"/>
+              <w:kinsoku w:val="0"/>
+              <w:wordWrap/>
+              <w:overflowPunct/>
+              <w:topLinePunct w:val="0"/>
+              <w:autoSpaceDE w:val="0"/>
+              <w:autoSpaceDN w:val="0"/>
+              <w:bidi w:val="0"/>
+              <w:adjustRightInd w:val="0"/>
               <w:snapToGrid w:val="0"/>
               <w:spacing w:line="240" w:lineRule="auto"/>
               <w:ind w:left="0" w:leftChars="0" w:right="0" w:rightChars="0" w:firstLine="0" w:firstLineChars="0"/>
               <w:jc w:val="center"/>
+              <w:textAlignment w:val="baseline"/>
             </w:pPr>
             <w:r>
               <w:t>4</w:t>
@@ -5699,15 +7114,32 @@
           <w:p>
             <w:pPr>
               <w:pStyle w:val="27"/>
-              <w:bidi w:val="0"/>
+              <w:keepNext w:val="0"/>
+              <w:keepLines w:val="0"/>
+              <w:pageBreakBefore w:val="0"/>
+              <w:widowControl w:val="0"/>
+              <w:kinsoku w:val="0"/>
+              <w:wordWrap/>
+              <w:overflowPunct/>
+              <w:topLinePunct w:val="0"/>
+              <w:autoSpaceDE w:val="0"/>
+              <w:autoSpaceDN w:val="0"/>
+              <w:bidi w:val="0"/>
+              <w:adjustRightInd w:val="0"/>
               <w:snapToGrid w:val="0"/>
               <w:spacing w:line="240" w:lineRule="auto"/>
               <w:ind w:left="0" w:leftChars="0" w:right="0" w:rightChars="0" w:firstLine="0" w:firstLineChars="0"/>
               <w:jc w:val="center"/>
+              <w:textAlignment w:val="baseline"/>
             </w:pPr>
             <w:r>
-              <w:t>运维工具操作手册（进阶版）</w:t>
+              <w:t>运维工具操作手册</w:t>
             </w:r>
+            <w:bookmarkStart w:id="36" w:name="_GoBack"/>
+            <w:r>
+              <w:t>（进阶版）</w:t>
+            </w:r>
+            <w:bookmarkEnd w:id="36"/>
           </w:p>
         </w:tc>
         <w:tc>
@@ -5731,11 +7163,23 @@
           <w:p>
             <w:pPr>
               <w:pStyle w:val="27"/>
-              <w:bidi w:val="0"/>
+              <w:keepNext w:val="0"/>
+              <w:keepLines w:val="0"/>
+              <w:pageBreakBefore w:val="0"/>
+              <w:widowControl w:val="0"/>
+              <w:kinsoku w:val="0"/>
+              <w:wordWrap/>
+              <w:overflowPunct/>
+              <w:topLinePunct w:val="0"/>
+              <w:autoSpaceDE w:val="0"/>
+              <w:autoSpaceDN w:val="0"/>
+              <w:bidi w:val="0"/>
+              <w:adjustRightInd w:val="0"/>
               <w:snapToGrid w:val="0"/>
               <w:spacing w:line="240" w:lineRule="auto"/>
               <w:ind w:left="0" w:leftChars="0" w:right="0" w:rightChars="0" w:firstLine="0" w:firstLineChars="0"/>
               <w:jc w:val="left"/>
+              <w:textAlignment w:val="baseline"/>
             </w:pPr>
             <w:r>
               <w:t>2026年12月</w:t>
@@ -5763,11 +7207,23 @@
           <w:p>
             <w:pPr>
               <w:pStyle w:val="27"/>
-              <w:bidi w:val="0"/>
+              <w:keepNext w:val="0"/>
+              <w:keepLines w:val="0"/>
+              <w:pageBreakBefore w:val="0"/>
+              <w:widowControl w:val="0"/>
+              <w:kinsoku w:val="0"/>
+              <w:wordWrap/>
+              <w:overflowPunct/>
+              <w:topLinePunct w:val="0"/>
+              <w:autoSpaceDE w:val="0"/>
+              <w:autoSpaceDN w:val="0"/>
+              <w:bidi w:val="0"/>
+              <w:adjustRightInd w:val="0"/>
               <w:snapToGrid w:val="0"/>
               <w:spacing w:line="240" w:lineRule="auto"/>
               <w:ind w:left="0" w:leftChars="0" w:right="0" w:rightChars="0" w:firstLine="0" w:firstLineChars="0"/>
               <w:jc w:val="center"/>
+              <w:textAlignment w:val="baseline"/>
             </w:pPr>
             <w:r>
               <w:t>尚未启动</w:t>
@@ -5779,7 +7235,20 @@
     <w:p>
       <w:pPr>
         <w:pStyle w:val="27"/>
+        <w:keepNext w:val="0"/>
+        <w:keepLines w:val="0"/>
+        <w:pageBreakBefore w:val="0"/>
+        <w:widowControl w:val="0"/>
+        <w:kinsoku w:val="0"/>
+        <w:wordWrap/>
+        <w:overflowPunct/>
+        <w:topLinePunct w:val="0"/>
+        <w:autoSpaceDE w:val="0"/>
+        <w:autoSpaceDN w:val="0"/>
         <w:bidi w:val="0"/>
+        <w:adjustRightInd w:val="0"/>
+        <w:snapToGrid w:val="0"/>
+        <w:textAlignment w:val="baseline"/>
       </w:pPr>
       <w:r>
         <w:t>第一季度暂未完成任何技术手册的正式编写工作，预计第二季度启动前两本手册的编写。</w:t>
@@ -5788,10 +7257,23 @@
     <w:p>
       <w:pPr>
         <w:pStyle w:val="26"/>
+        <w:keepNext w:val="0"/>
+        <w:keepLines w:val="0"/>
+        <w:pageBreakBefore w:val="0"/>
+        <w:widowControl w:val="0"/>
+        <w:kinsoku w:val="0"/>
+        <w:wordWrap/>
+        <w:overflowPunct/>
+        <w:topLinePunct w:val="0"/>
+        <w:autoSpaceDE w:val="0"/>
+        <w:autoSpaceDN w:val="0"/>
         <w:bidi w:val="0"/>
+        <w:adjustRightInd w:val="0"/>
+        <w:snapToGrid w:val="0"/>
+        <w:textAlignment w:val="baseline"/>
       </w:pPr>
       <w:bookmarkStart w:id="27" w:name="heading_14"/>
-      <w:bookmarkStart w:id="28" w:name="_Toc29110"/>
+      <w:bookmarkStart w:id="28" w:name="_Toc16267"/>
       <w:r>
         <w:t>新技术储备</w:t>
       </w:r>
@@ -5801,7 +7283,20 @@
     <w:p>
       <w:pPr>
         <w:pStyle w:val="27"/>
+        <w:keepNext w:val="0"/>
+        <w:keepLines w:val="0"/>
+        <w:pageBreakBefore w:val="0"/>
+        <w:widowControl w:val="0"/>
+        <w:kinsoku w:val="0"/>
+        <w:wordWrap/>
+        <w:overflowPunct/>
+        <w:topLinePunct w:val="0"/>
+        <w:autoSpaceDE w:val="0"/>
+        <w:autoSpaceDN w:val="0"/>
         <w:bidi w:val="0"/>
+        <w:adjustRightInd w:val="0"/>
+        <w:snapToGrid w:val="0"/>
+        <w:textAlignment w:val="baseline"/>
       </w:pPr>
       <w:r>
         <w:t>根据《2026年度运维服务技术研发规划》，2026年计划在自动化运维、容器化与云原生、AIOps智能运维三个方向进行新技术储备。</w:t>
@@ -5810,7 +7305,20 @@
     <w:p>
       <w:pPr>
         <w:pStyle w:val="27"/>
+        <w:keepNext w:val="0"/>
+        <w:keepLines w:val="0"/>
+        <w:pageBreakBefore w:val="0"/>
+        <w:widowControl w:val="0"/>
+        <w:kinsoku w:val="0"/>
+        <w:wordWrap/>
+        <w:overflowPunct/>
+        <w:topLinePunct w:val="0"/>
+        <w:autoSpaceDE w:val="0"/>
+        <w:autoSpaceDN w:val="0"/>
         <w:bidi w:val="0"/>
+        <w:adjustRightInd w:val="0"/>
+        <w:snapToGrid w:val="0"/>
+        <w:textAlignment w:val="baseline"/>
       </w:pPr>
       <w:r>
         <w:t>第一季度主要完成了以下工作：</w:t>
@@ -5819,9 +7327,22 @@
     <w:p>
       <w:pPr>
         <w:pStyle w:val="28"/>
+        <w:keepNext w:val="0"/>
+        <w:keepLines w:val="0"/>
+        <w:pageBreakBefore w:val="0"/>
+        <w:widowControl w:val="0"/>
+        <w:kinsoku w:val="0"/>
+        <w:wordWrap/>
+        <w:overflowPunct/>
+        <w:topLinePunct w:val="0"/>
+        <w:autoSpaceDE w:val="0"/>
+        <w:autoSpaceDN w:val="0"/>
         <w:bidi w:val="0"/>
+        <w:adjustRightInd w:val="0"/>
+        <w:snapToGrid w:val="0"/>
+        <w:textAlignment w:val="baseline"/>
       </w:pPr>
-      <w:bookmarkStart w:id="29" w:name="_Toc14823"/>
+      <w:bookmarkStart w:id="29" w:name="_Toc21414"/>
       <w:r>
         <w:t>自动化运维技术</w:t>
       </w:r>
@@ -5830,12 +7351,25 @@
     <w:p>
       <w:pPr>
         <w:pStyle w:val="40"/>
+        <w:keepNext w:val="0"/>
+        <w:keepLines w:val="0"/>
+        <w:pageBreakBefore w:val="0"/>
+        <w:widowControl w:val="0"/>
         <w:numPr>
           <w:ilvl w:val="0"/>
           <w:numId w:val="6"/>
         </w:numPr>
+        <w:kinsoku w:val="0"/>
+        <w:wordWrap/>
+        <w:overflowPunct/>
+        <w:topLinePunct w:val="0"/>
+        <w:autoSpaceDE w:val="0"/>
+        <w:autoSpaceDN w:val="0"/>
         <w:bidi w:val="0"/>
+        <w:adjustRightInd w:val="0"/>
+        <w:snapToGrid w:val="0"/>
         <w:ind w:left="425" w:leftChars="0" w:hanging="425" w:firstLineChars="0"/>
+        <w:textAlignment w:val="baseline"/>
       </w:pPr>
       <w:r>
         <w:t>组织研发人员学习了Ansible基础知识</w:t>
@@ -5844,12 +7378,25 @@
     <w:p>
       <w:pPr>
         <w:pStyle w:val="40"/>
+        <w:keepNext w:val="0"/>
+        <w:keepLines w:val="0"/>
+        <w:pageBreakBefore w:val="0"/>
+        <w:widowControl w:val="0"/>
         <w:numPr>
           <w:ilvl w:val="0"/>
           <w:numId w:val="6"/>
         </w:numPr>
+        <w:kinsoku w:val="0"/>
+        <w:wordWrap/>
+        <w:overflowPunct/>
+        <w:topLinePunct w:val="0"/>
+        <w:autoSpaceDE w:val="0"/>
+        <w:autoSpaceDN w:val="0"/>
         <w:bidi w:val="0"/>
+        <w:adjustRightInd w:val="0"/>
+        <w:snapToGrid w:val="0"/>
         <w:ind w:left="425" w:leftChars="0" w:hanging="425" w:firstLineChars="0"/>
+        <w:textAlignment w:val="baseline"/>
       </w:pPr>
       <w:r>
         <w:t>搭建了Ansible实验环境，完成了基础功能验证</w:t>
@@ -5858,9 +7405,22 @@
     <w:p>
       <w:pPr>
         <w:pStyle w:val="28"/>
+        <w:keepNext w:val="0"/>
+        <w:keepLines w:val="0"/>
+        <w:pageBreakBefore w:val="0"/>
+        <w:widowControl w:val="0"/>
+        <w:kinsoku w:val="0"/>
+        <w:wordWrap/>
+        <w:overflowPunct/>
+        <w:topLinePunct w:val="0"/>
+        <w:autoSpaceDE w:val="0"/>
+        <w:autoSpaceDN w:val="0"/>
         <w:bidi w:val="0"/>
+        <w:adjustRightInd w:val="0"/>
+        <w:snapToGrid w:val="0"/>
+        <w:textAlignment w:val="baseline"/>
       </w:pPr>
-      <w:bookmarkStart w:id="30" w:name="_Toc1537"/>
+      <w:bookmarkStart w:id="30" w:name="_Toc10626"/>
       <w:r>
         <w:t>容器化与云原生技术</w:t>
       </w:r>
@@ -5869,12 +7429,25 @@
     <w:p>
       <w:pPr>
         <w:pStyle w:val="40"/>
+        <w:keepNext w:val="0"/>
+        <w:keepLines w:val="0"/>
+        <w:pageBreakBefore w:val="0"/>
+        <w:widowControl w:val="0"/>
         <w:numPr>
           <w:ilvl w:val="0"/>
           <w:numId w:val="7"/>
         </w:numPr>
+        <w:kinsoku w:val="0"/>
+        <w:wordWrap/>
+        <w:overflowPunct/>
+        <w:topLinePunct w:val="0"/>
+        <w:autoSpaceDE w:val="0"/>
+        <w:autoSpaceDN w:val="0"/>
         <w:bidi w:val="0"/>
+        <w:adjustRightInd w:val="0"/>
+        <w:snapToGrid w:val="0"/>
         <w:ind w:left="425" w:leftChars="0" w:hanging="425" w:firstLineChars="0"/>
+        <w:textAlignment w:val="baseline"/>
       </w:pPr>
       <w:r>
         <w:t>组织了Docker基础培训，参训人员8人</w:t>
@@ -5883,12 +7456,25 @@
     <w:p>
       <w:pPr>
         <w:pStyle w:val="40"/>
+        <w:keepNext w:val="0"/>
+        <w:keepLines w:val="0"/>
+        <w:pageBreakBefore w:val="0"/>
+        <w:widowControl w:val="0"/>
         <w:numPr>
           <w:ilvl w:val="0"/>
           <w:numId w:val="7"/>
         </w:numPr>
+        <w:kinsoku w:val="0"/>
+        <w:wordWrap/>
+        <w:overflowPunct/>
+        <w:topLinePunct w:val="0"/>
+        <w:autoSpaceDE w:val="0"/>
+        <w:autoSpaceDN w:val="0"/>
         <w:bidi w:val="0"/>
+        <w:adjustRightInd w:val="0"/>
+        <w:snapToGrid w:val="0"/>
         <w:ind w:left="425" w:leftChars="0" w:hanging="425" w:firstLineChars="0"/>
+        <w:textAlignment w:val="baseline"/>
       </w:pPr>
       <w:r>
         <w:t>完成了Docker常用命令和容器编排的基础学习</w:t>
@@ -5897,9 +7483,22 @@
     <w:p>
       <w:pPr>
         <w:pStyle w:val="28"/>
+        <w:keepNext w:val="0"/>
+        <w:keepLines w:val="0"/>
+        <w:pageBreakBefore w:val="0"/>
+        <w:widowControl w:val="0"/>
+        <w:kinsoku w:val="0"/>
+        <w:wordWrap/>
+        <w:overflowPunct/>
+        <w:topLinePunct w:val="0"/>
+        <w:autoSpaceDE w:val="0"/>
+        <w:autoSpaceDN w:val="0"/>
         <w:bidi w:val="0"/>
+        <w:adjustRightInd w:val="0"/>
+        <w:snapToGrid w:val="0"/>
+        <w:textAlignment w:val="baseline"/>
       </w:pPr>
-      <w:bookmarkStart w:id="31" w:name="_Toc22177"/>
+      <w:bookmarkStart w:id="31" w:name="_Toc27287"/>
       <w:r>
         <w:t>AIOps智能运维</w:t>
       </w:r>
@@ -5908,12 +7507,25 @@
     <w:p>
       <w:pPr>
         <w:pStyle w:val="40"/>
+        <w:keepNext w:val="0"/>
+        <w:keepLines w:val="0"/>
+        <w:pageBreakBefore w:val="0"/>
+        <w:widowControl w:val="0"/>
         <w:numPr>
           <w:ilvl w:val="0"/>
           <w:numId w:val="8"/>
         </w:numPr>
+        <w:kinsoku w:val="0"/>
+        <w:wordWrap/>
+        <w:overflowPunct/>
+        <w:topLinePunct w:val="0"/>
+        <w:autoSpaceDE w:val="0"/>
+        <w:autoSpaceDN w:val="0"/>
         <w:bidi w:val="0"/>
+        <w:adjustRightInd w:val="0"/>
+        <w:snapToGrid w:val="0"/>
         <w:ind w:left="425" w:leftChars="0" w:hanging="425" w:firstLineChars="0"/>
+        <w:textAlignment w:val="baseline"/>
       </w:pPr>
       <w:r>
         <w:t>进行了行业调研，了解了AIOps在运维领域的应用现状</w:t>
@@ -5922,12 +7534,25 @@
     <w:p>
       <w:pPr>
         <w:pStyle w:val="40"/>
+        <w:keepNext w:val="0"/>
+        <w:keepLines w:val="0"/>
+        <w:pageBreakBefore w:val="0"/>
+        <w:widowControl w:val="0"/>
         <w:numPr>
           <w:ilvl w:val="0"/>
           <w:numId w:val="8"/>
         </w:numPr>
+        <w:kinsoku w:val="0"/>
+        <w:wordWrap/>
+        <w:overflowPunct/>
+        <w:topLinePunct w:val="0"/>
+        <w:autoSpaceDE w:val="0"/>
+        <w:autoSpaceDN w:val="0"/>
         <w:bidi w:val="0"/>
+        <w:adjustRightInd w:val="0"/>
+        <w:snapToGrid w:val="0"/>
         <w:ind w:left="425" w:leftChars="0" w:hanging="425" w:firstLineChars="0"/>
+        <w:textAlignment w:val="baseline"/>
       </w:pPr>
       <w:r>
         <w:t>收集了相关技术资料和学习资源</w:t>
@@ -5936,7 +7561,20 @@
     <w:p>
       <w:pPr>
         <w:pStyle w:val="27"/>
+        <w:keepNext w:val="0"/>
+        <w:keepLines w:val="0"/>
+        <w:pageBreakBefore w:val="0"/>
+        <w:widowControl w:val="0"/>
+        <w:kinsoku w:val="0"/>
+        <w:wordWrap/>
+        <w:overflowPunct/>
+        <w:topLinePunct w:val="0"/>
+        <w:autoSpaceDE w:val="0"/>
+        <w:autoSpaceDN w:val="0"/>
         <w:bidi w:val="0"/>
+        <w:adjustRightInd w:val="0"/>
+        <w:snapToGrid w:val="0"/>
+        <w:textAlignment w:val="baseline"/>
       </w:pPr>
       <w:r>
         <w:t>第一季度新技术储备工作按计划推进，暂未形成具体应用成果。</w:t>
@@ -5945,10 +7583,23 @@
     <w:p>
       <w:pPr>
         <w:pStyle w:val="26"/>
+        <w:keepNext w:val="0"/>
+        <w:keepLines w:val="0"/>
+        <w:pageBreakBefore w:val="0"/>
+        <w:widowControl w:val="0"/>
+        <w:kinsoku w:val="0"/>
+        <w:wordWrap/>
+        <w:overflowPunct/>
+        <w:topLinePunct w:val="0"/>
+        <w:autoSpaceDE w:val="0"/>
+        <w:autoSpaceDN w:val="0"/>
         <w:bidi w:val="0"/>
+        <w:adjustRightInd w:val="0"/>
+        <w:snapToGrid w:val="0"/>
+        <w:textAlignment w:val="baseline"/>
       </w:pPr>
       <w:bookmarkStart w:id="32" w:name="heading_15"/>
-      <w:bookmarkStart w:id="33" w:name="_Toc7468"/>
+      <w:bookmarkStart w:id="33" w:name="_Toc13258"/>
       <w:r>
         <w:t>研发经费执行情况</w:t>
       </w:r>
@@ -5958,7 +7609,20 @@
     <w:p>
       <w:pPr>
         <w:pStyle w:val="27"/>
+        <w:keepNext w:val="0"/>
+        <w:keepLines w:val="0"/>
+        <w:pageBreakBefore w:val="0"/>
+        <w:widowControl w:val="0"/>
+        <w:kinsoku w:val="0"/>
+        <w:wordWrap/>
+        <w:overflowPunct/>
+        <w:topLinePunct w:val="0"/>
+        <w:autoSpaceDE w:val="0"/>
+        <w:autoSpaceDN w:val="0"/>
         <w:bidi w:val="0"/>
+        <w:adjustRightInd w:val="0"/>
+        <w:snapToGrid w:val="0"/>
+        <w:textAlignment w:val="baseline"/>
       </w:pPr>
       <w:r>
         <w:t>2026年度运维技术研发预算经费为68万元。第一季度经费执行情况如下：</w:t>
@@ -6034,11 +7698,23 @@
           <w:p>
             <w:pPr>
               <w:pStyle w:val="27"/>
-              <w:bidi w:val="0"/>
+              <w:keepNext w:val="0"/>
+              <w:keepLines w:val="0"/>
+              <w:pageBreakBefore w:val="0"/>
+              <w:widowControl w:val="0"/>
+              <w:kinsoku w:val="0"/>
+              <w:wordWrap/>
+              <w:overflowPunct/>
+              <w:topLinePunct w:val="0"/>
+              <w:autoSpaceDE w:val="0"/>
+              <w:autoSpaceDN w:val="0"/>
+              <w:bidi w:val="0"/>
+              <w:adjustRightInd w:val="0"/>
               <w:snapToGrid w:val="0"/>
               <w:spacing w:line="240" w:lineRule="auto"/>
               <w:ind w:left="0" w:leftChars="0" w:right="0" w:rightChars="0" w:firstLine="0" w:firstLineChars="0"/>
               <w:jc w:val="center"/>
+              <w:textAlignment w:val="baseline"/>
               <w:rPr>
                 <w:b/>
               </w:rPr>
@@ -6072,11 +7748,23 @@
           <w:p>
             <w:pPr>
               <w:pStyle w:val="27"/>
-              <w:bidi w:val="0"/>
+              <w:keepNext w:val="0"/>
+              <w:keepLines w:val="0"/>
+              <w:pageBreakBefore w:val="0"/>
+              <w:widowControl w:val="0"/>
+              <w:kinsoku w:val="0"/>
+              <w:wordWrap/>
+              <w:overflowPunct/>
+              <w:topLinePunct w:val="0"/>
+              <w:autoSpaceDE w:val="0"/>
+              <w:autoSpaceDN w:val="0"/>
+              <w:bidi w:val="0"/>
+              <w:adjustRightInd w:val="0"/>
               <w:snapToGrid w:val="0"/>
               <w:spacing w:line="240" w:lineRule="auto"/>
               <w:ind w:left="0" w:leftChars="0" w:right="0" w:rightChars="0" w:firstLine="0" w:firstLineChars="0"/>
               <w:jc w:val="center"/>
+              <w:textAlignment w:val="baseline"/>
               <w:rPr>
                 <w:b/>
               </w:rPr>
@@ -6110,11 +7798,23 @@
           <w:p>
             <w:pPr>
               <w:pStyle w:val="27"/>
-              <w:bidi w:val="0"/>
+              <w:keepNext w:val="0"/>
+              <w:keepLines w:val="0"/>
+              <w:pageBreakBefore w:val="0"/>
+              <w:widowControl w:val="0"/>
+              <w:kinsoku w:val="0"/>
+              <w:wordWrap/>
+              <w:overflowPunct/>
+              <w:topLinePunct w:val="0"/>
+              <w:autoSpaceDE w:val="0"/>
+              <w:autoSpaceDN w:val="0"/>
+              <w:bidi w:val="0"/>
+              <w:adjustRightInd w:val="0"/>
               <w:snapToGrid w:val="0"/>
               <w:spacing w:line="240" w:lineRule="auto"/>
               <w:ind w:left="0" w:leftChars="0" w:right="0" w:rightChars="0" w:firstLine="0" w:firstLineChars="0"/>
               <w:jc w:val="center"/>
+              <w:textAlignment w:val="baseline"/>
               <w:rPr>
                 <w:b/>
               </w:rPr>
@@ -6148,11 +7848,23 @@
           <w:p>
             <w:pPr>
               <w:pStyle w:val="27"/>
-              <w:bidi w:val="0"/>
+              <w:keepNext w:val="0"/>
+              <w:keepLines w:val="0"/>
+              <w:pageBreakBefore w:val="0"/>
+              <w:widowControl w:val="0"/>
+              <w:kinsoku w:val="0"/>
+              <w:wordWrap/>
+              <w:overflowPunct/>
+              <w:topLinePunct w:val="0"/>
+              <w:autoSpaceDE w:val="0"/>
+              <w:autoSpaceDN w:val="0"/>
+              <w:bidi w:val="0"/>
+              <w:adjustRightInd w:val="0"/>
               <w:snapToGrid w:val="0"/>
               <w:spacing w:line="240" w:lineRule="auto"/>
               <w:ind w:left="0" w:leftChars="0" w:right="0" w:rightChars="0" w:firstLine="0" w:firstLineChars="0"/>
               <w:jc w:val="center"/>
+              <w:textAlignment w:val="baseline"/>
               <w:rPr>
                 <w:b/>
               </w:rPr>
@@ -6208,11 +7920,23 @@
           <w:p>
             <w:pPr>
               <w:pStyle w:val="27"/>
-              <w:bidi w:val="0"/>
+              <w:keepNext w:val="0"/>
+              <w:keepLines w:val="0"/>
+              <w:pageBreakBefore w:val="0"/>
+              <w:widowControl w:val="0"/>
+              <w:kinsoku w:val="0"/>
+              <w:wordWrap/>
+              <w:overflowPunct/>
+              <w:topLinePunct w:val="0"/>
+              <w:autoSpaceDE w:val="0"/>
+              <w:autoSpaceDN w:val="0"/>
+              <w:bidi w:val="0"/>
+              <w:adjustRightInd w:val="0"/>
               <w:snapToGrid w:val="0"/>
               <w:spacing w:line="240" w:lineRule="auto"/>
               <w:ind w:left="0" w:leftChars="0" w:right="0" w:rightChars="0" w:firstLine="0" w:firstLineChars="0"/>
               <w:jc w:val="center"/>
+              <w:textAlignment w:val="baseline"/>
             </w:pPr>
             <w:r>
               <w:t>日常经费</w:t>
@@ -6240,11 +7964,23 @@
           <w:p>
             <w:pPr>
               <w:pStyle w:val="27"/>
-              <w:bidi w:val="0"/>
+              <w:keepNext w:val="0"/>
+              <w:keepLines w:val="0"/>
+              <w:pageBreakBefore w:val="0"/>
+              <w:widowControl w:val="0"/>
+              <w:kinsoku w:val="0"/>
+              <w:wordWrap/>
+              <w:overflowPunct/>
+              <w:topLinePunct w:val="0"/>
+              <w:autoSpaceDE w:val="0"/>
+              <w:autoSpaceDN w:val="0"/>
+              <w:bidi w:val="0"/>
+              <w:adjustRightInd w:val="0"/>
               <w:snapToGrid w:val="0"/>
               <w:spacing w:line="240" w:lineRule="auto"/>
               <w:ind w:left="0" w:leftChars="0" w:right="0" w:rightChars="0" w:firstLine="0" w:firstLineChars="0"/>
               <w:jc w:val="center"/>
+              <w:textAlignment w:val="baseline"/>
             </w:pPr>
             <w:r>
               <w:t>60万元</w:t>
@@ -6272,11 +8008,23 @@
           <w:p>
             <w:pPr>
               <w:pStyle w:val="27"/>
-              <w:bidi w:val="0"/>
+              <w:keepNext w:val="0"/>
+              <w:keepLines w:val="0"/>
+              <w:pageBreakBefore w:val="0"/>
+              <w:widowControl w:val="0"/>
+              <w:kinsoku w:val="0"/>
+              <w:wordWrap/>
+              <w:overflowPunct/>
+              <w:topLinePunct w:val="0"/>
+              <w:autoSpaceDE w:val="0"/>
+              <w:autoSpaceDN w:val="0"/>
+              <w:bidi w:val="0"/>
+              <w:adjustRightInd w:val="0"/>
               <w:snapToGrid w:val="0"/>
               <w:spacing w:line="240" w:lineRule="auto"/>
               <w:ind w:left="0" w:leftChars="0" w:right="0" w:rightChars="0" w:firstLine="0" w:firstLineChars="0"/>
               <w:jc w:val="center"/>
+              <w:textAlignment w:val="baseline"/>
             </w:pPr>
             <w:r>
               <w:t>12万元</w:t>
@@ -6304,11 +8052,23 @@
           <w:p>
             <w:pPr>
               <w:pStyle w:val="27"/>
-              <w:bidi w:val="0"/>
+              <w:keepNext w:val="0"/>
+              <w:keepLines w:val="0"/>
+              <w:pageBreakBefore w:val="0"/>
+              <w:widowControl w:val="0"/>
+              <w:kinsoku w:val="0"/>
+              <w:wordWrap/>
+              <w:overflowPunct/>
+              <w:topLinePunct w:val="0"/>
+              <w:autoSpaceDE w:val="0"/>
+              <w:autoSpaceDN w:val="0"/>
+              <w:bidi w:val="0"/>
+              <w:adjustRightInd w:val="0"/>
               <w:snapToGrid w:val="0"/>
               <w:spacing w:line="240" w:lineRule="auto"/>
               <w:ind w:left="0" w:leftChars="0" w:right="0" w:rightChars="0" w:firstLine="0" w:firstLineChars="0"/>
               <w:jc w:val="center"/>
+              <w:textAlignment w:val="baseline"/>
             </w:pPr>
             <w:r>
               <w:t>20%</w:t>
@@ -6358,11 +8118,23 @@
           <w:p>
             <w:pPr>
               <w:pStyle w:val="27"/>
-              <w:bidi w:val="0"/>
+              <w:keepNext w:val="0"/>
+              <w:keepLines w:val="0"/>
+              <w:pageBreakBefore w:val="0"/>
+              <w:widowControl w:val="0"/>
+              <w:kinsoku w:val="0"/>
+              <w:wordWrap/>
+              <w:overflowPunct/>
+              <w:topLinePunct w:val="0"/>
+              <w:autoSpaceDE w:val="0"/>
+              <w:autoSpaceDN w:val="0"/>
+              <w:bidi w:val="0"/>
+              <w:adjustRightInd w:val="0"/>
               <w:snapToGrid w:val="0"/>
               <w:spacing w:line="240" w:lineRule="auto"/>
               <w:ind w:left="0" w:leftChars="0" w:right="0" w:rightChars="0" w:firstLine="0" w:firstLineChars="0"/>
               <w:jc w:val="center"/>
+              <w:textAlignment w:val="baseline"/>
             </w:pPr>
             <w:r>
               <w:t>设备经费</w:t>
@@ -6390,11 +8162,23 @@
           <w:p>
             <w:pPr>
               <w:pStyle w:val="27"/>
-              <w:bidi w:val="0"/>
+              <w:keepNext w:val="0"/>
+              <w:keepLines w:val="0"/>
+              <w:pageBreakBefore w:val="0"/>
+              <w:widowControl w:val="0"/>
+              <w:kinsoku w:val="0"/>
+              <w:wordWrap/>
+              <w:overflowPunct/>
+              <w:topLinePunct w:val="0"/>
+              <w:autoSpaceDE w:val="0"/>
+              <w:autoSpaceDN w:val="0"/>
+              <w:bidi w:val="0"/>
+              <w:adjustRightInd w:val="0"/>
               <w:snapToGrid w:val="0"/>
               <w:spacing w:line="240" w:lineRule="auto"/>
               <w:ind w:left="0" w:leftChars="0" w:right="0" w:rightChars="0" w:firstLine="0" w:firstLineChars="0"/>
               <w:jc w:val="center"/>
+              <w:textAlignment w:val="baseline"/>
             </w:pPr>
             <w:r>
               <w:t>5万元</w:t>
@@ -6422,11 +8206,23 @@
           <w:p>
             <w:pPr>
               <w:pStyle w:val="27"/>
-              <w:bidi w:val="0"/>
+              <w:keepNext w:val="0"/>
+              <w:keepLines w:val="0"/>
+              <w:pageBreakBefore w:val="0"/>
+              <w:widowControl w:val="0"/>
+              <w:kinsoku w:val="0"/>
+              <w:wordWrap/>
+              <w:overflowPunct/>
+              <w:topLinePunct w:val="0"/>
+              <w:autoSpaceDE w:val="0"/>
+              <w:autoSpaceDN w:val="0"/>
+              <w:bidi w:val="0"/>
+              <w:adjustRightInd w:val="0"/>
               <w:snapToGrid w:val="0"/>
               <w:spacing w:line="240" w:lineRule="auto"/>
               <w:ind w:left="0" w:leftChars="0" w:right="0" w:rightChars="0" w:firstLine="0" w:firstLineChars="0"/>
               <w:jc w:val="center"/>
+              <w:textAlignment w:val="baseline"/>
             </w:pPr>
             <w:r>
               <w:t>0万元</w:t>
@@ -6454,11 +8250,23 @@
           <w:p>
             <w:pPr>
               <w:pStyle w:val="27"/>
-              <w:bidi w:val="0"/>
+              <w:keepNext w:val="0"/>
+              <w:keepLines w:val="0"/>
+              <w:pageBreakBefore w:val="0"/>
+              <w:widowControl w:val="0"/>
+              <w:kinsoku w:val="0"/>
+              <w:wordWrap/>
+              <w:overflowPunct/>
+              <w:topLinePunct w:val="0"/>
+              <w:autoSpaceDE w:val="0"/>
+              <w:autoSpaceDN w:val="0"/>
+              <w:bidi w:val="0"/>
+              <w:adjustRightInd w:val="0"/>
               <w:snapToGrid w:val="0"/>
               <w:spacing w:line="240" w:lineRule="auto"/>
               <w:ind w:left="0" w:leftChars="0" w:right="0" w:rightChars="0" w:firstLine="0" w:firstLineChars="0"/>
               <w:jc w:val="center"/>
+              <w:textAlignment w:val="baseline"/>
             </w:pPr>
             <w:r>
               <w:t>0%</w:t>
@@ -6508,11 +8316,23 @@
           <w:p>
             <w:pPr>
               <w:pStyle w:val="27"/>
-              <w:bidi w:val="0"/>
+              <w:keepNext w:val="0"/>
+              <w:keepLines w:val="0"/>
+              <w:pageBreakBefore w:val="0"/>
+              <w:widowControl w:val="0"/>
+              <w:kinsoku w:val="0"/>
+              <w:wordWrap/>
+              <w:overflowPunct/>
+              <w:topLinePunct w:val="0"/>
+              <w:autoSpaceDE w:val="0"/>
+              <w:autoSpaceDN w:val="0"/>
+              <w:bidi w:val="0"/>
+              <w:adjustRightInd w:val="0"/>
               <w:snapToGrid w:val="0"/>
               <w:spacing w:line="240" w:lineRule="auto"/>
               <w:ind w:left="0" w:leftChars="0" w:right="0" w:rightChars="0" w:firstLine="0" w:firstLineChars="0"/>
               <w:jc w:val="center"/>
+              <w:textAlignment w:val="baseline"/>
             </w:pPr>
             <w:r>
               <w:t>外部服务费</w:t>
@@ -6540,11 +8360,23 @@
           <w:p>
             <w:pPr>
               <w:pStyle w:val="27"/>
-              <w:bidi w:val="0"/>
+              <w:keepNext w:val="0"/>
+              <w:keepLines w:val="0"/>
+              <w:pageBreakBefore w:val="0"/>
+              <w:widowControl w:val="0"/>
+              <w:kinsoku w:val="0"/>
+              <w:wordWrap/>
+              <w:overflowPunct/>
+              <w:topLinePunct w:val="0"/>
+              <w:autoSpaceDE w:val="0"/>
+              <w:autoSpaceDN w:val="0"/>
+              <w:bidi w:val="0"/>
+              <w:adjustRightInd w:val="0"/>
               <w:snapToGrid w:val="0"/>
               <w:spacing w:line="240" w:lineRule="auto"/>
               <w:ind w:left="0" w:leftChars="0" w:right="0" w:rightChars="0" w:firstLine="0" w:firstLineChars="0"/>
               <w:jc w:val="center"/>
+              <w:textAlignment w:val="baseline"/>
             </w:pPr>
             <w:r>
               <w:t>3万元</w:t>
@@ -6572,11 +8404,23 @@
           <w:p>
             <w:pPr>
               <w:pStyle w:val="27"/>
-              <w:bidi w:val="0"/>
+              <w:keepNext w:val="0"/>
+              <w:keepLines w:val="0"/>
+              <w:pageBreakBefore w:val="0"/>
+              <w:widowControl w:val="0"/>
+              <w:kinsoku w:val="0"/>
+              <w:wordWrap/>
+              <w:overflowPunct/>
+              <w:topLinePunct w:val="0"/>
+              <w:autoSpaceDE w:val="0"/>
+              <w:autoSpaceDN w:val="0"/>
+              <w:bidi w:val="0"/>
+              <w:adjustRightInd w:val="0"/>
               <w:snapToGrid w:val="0"/>
               <w:spacing w:line="240" w:lineRule="auto"/>
               <w:ind w:left="0" w:leftChars="0" w:right="0" w:rightChars="0" w:firstLine="0" w:firstLineChars="0"/>
               <w:jc w:val="center"/>
+              <w:textAlignment w:val="baseline"/>
             </w:pPr>
             <w:r>
               <w:t>0万元</w:t>
@@ -6604,11 +8448,23 @@
           <w:p>
             <w:pPr>
               <w:pStyle w:val="27"/>
-              <w:bidi w:val="0"/>
+              <w:keepNext w:val="0"/>
+              <w:keepLines w:val="0"/>
+              <w:pageBreakBefore w:val="0"/>
+              <w:widowControl w:val="0"/>
+              <w:kinsoku w:val="0"/>
+              <w:wordWrap/>
+              <w:overflowPunct/>
+              <w:topLinePunct w:val="0"/>
+              <w:autoSpaceDE w:val="0"/>
+              <w:autoSpaceDN w:val="0"/>
+              <w:bidi w:val="0"/>
+              <w:adjustRightInd w:val="0"/>
               <w:snapToGrid w:val="0"/>
               <w:spacing w:line="240" w:lineRule="auto"/>
               <w:ind w:left="0" w:leftChars="0" w:right="0" w:rightChars="0" w:firstLine="0" w:firstLineChars="0"/>
               <w:jc w:val="center"/>
+              <w:textAlignment w:val="baseline"/>
             </w:pPr>
             <w:r>
               <w:t>0%</w:t>
@@ -6657,10 +8513,23 @@
           </w:tcPr>
           <w:p>
             <w:pPr>
+              <w:keepNext w:val="0"/>
+              <w:keepLines w:val="0"/>
+              <w:pageBreakBefore w:val="0"/>
+              <w:widowControl w:val="0"/>
+              <w:kinsoku w:val="0"/>
+              <w:wordWrap/>
+              <w:overflowPunct/>
+              <w:topLinePunct w:val="0"/>
+              <w:autoSpaceDE w:val="0"/>
+              <w:autoSpaceDN w:val="0"/>
+              <w:bidi w:val="0"/>
+              <w:adjustRightInd w:val="0"/>
               <w:snapToGrid w:val="0"/>
               <w:spacing w:before="120" w:after="120" w:line="240" w:lineRule="auto"/>
               <w:ind w:left="0" w:leftChars="0" w:right="0" w:rightChars="0" w:firstLine="0" w:firstLineChars="0"/>
               <w:jc w:val="center"/>
+              <w:textAlignment w:val="baseline"/>
               <w:rPr>
                 <w:b/>
               </w:rPr>
@@ -6695,10 +8564,23 @@
           </w:tcPr>
           <w:p>
             <w:pPr>
+              <w:keepNext w:val="0"/>
+              <w:keepLines w:val="0"/>
+              <w:pageBreakBefore w:val="0"/>
+              <w:widowControl w:val="0"/>
+              <w:kinsoku w:val="0"/>
+              <w:wordWrap/>
+              <w:overflowPunct/>
+              <w:topLinePunct w:val="0"/>
+              <w:autoSpaceDE w:val="0"/>
+              <w:autoSpaceDN w:val="0"/>
+              <w:bidi w:val="0"/>
+              <w:adjustRightInd w:val="0"/>
               <w:snapToGrid w:val="0"/>
               <w:spacing w:before="120" w:after="120" w:line="240" w:lineRule="auto"/>
               <w:ind w:left="0" w:leftChars="0" w:right="0" w:rightChars="0" w:firstLine="0" w:firstLineChars="0"/>
               <w:jc w:val="center"/>
+              <w:textAlignment w:val="baseline"/>
               <w:rPr>
                 <w:b/>
               </w:rPr>
@@ -6733,10 +8615,23 @@
           </w:tcPr>
           <w:p>
             <w:pPr>
+              <w:keepNext w:val="0"/>
+              <w:keepLines w:val="0"/>
+              <w:pageBreakBefore w:val="0"/>
+              <w:widowControl w:val="0"/>
+              <w:kinsoku w:val="0"/>
+              <w:wordWrap/>
+              <w:overflowPunct/>
+              <w:topLinePunct w:val="0"/>
+              <w:autoSpaceDE w:val="0"/>
+              <w:autoSpaceDN w:val="0"/>
+              <w:bidi w:val="0"/>
+              <w:adjustRightInd w:val="0"/>
               <w:snapToGrid w:val="0"/>
               <w:spacing w:before="120" w:after="120" w:line="240" w:lineRule="auto"/>
               <w:ind w:left="0" w:leftChars="0" w:right="0" w:rightChars="0" w:firstLine="0" w:firstLineChars="0"/>
               <w:jc w:val="center"/>
+              <w:textAlignment w:val="baseline"/>
               <w:rPr>
                 <w:b/>
               </w:rPr>
@@ -6771,10 +8666,23 @@
           </w:tcPr>
           <w:p>
             <w:pPr>
+              <w:keepNext w:val="0"/>
+              <w:keepLines w:val="0"/>
+              <w:pageBreakBefore w:val="0"/>
+              <w:widowControl w:val="0"/>
+              <w:kinsoku w:val="0"/>
+              <w:wordWrap/>
+              <w:overflowPunct/>
+              <w:topLinePunct w:val="0"/>
+              <w:autoSpaceDE w:val="0"/>
+              <w:autoSpaceDN w:val="0"/>
+              <w:bidi w:val="0"/>
+              <w:adjustRightInd w:val="0"/>
               <w:snapToGrid w:val="0"/>
               <w:spacing w:before="120" w:after="120" w:line="240" w:lineRule="auto"/>
               <w:ind w:left="0" w:leftChars="0" w:right="0" w:rightChars="0" w:firstLine="0" w:firstLineChars="0"/>
               <w:jc w:val="center"/>
+              <w:textAlignment w:val="baseline"/>
               <w:rPr>
                 <w:b/>
               </w:rPr>
@@ -6794,20 +8702,45 @@
     <w:p>
       <w:pPr>
         <w:pStyle w:val="27"/>
+        <w:keepNext w:val="0"/>
+        <w:keepLines w:val="0"/>
+        <w:pageBreakBefore w:val="0"/>
+        <w:widowControl w:val="0"/>
+        <w:kinsoku w:val="0"/>
+        <w:wordWrap/>
+        <w:overflowPunct/>
+        <w:topLinePunct w:val="0"/>
+        <w:autoSpaceDE w:val="0"/>
+        <w:autoSpaceDN w:val="0"/>
         <w:bidi w:val="0"/>
+        <w:adjustRightInd w:val="0"/>
+        <w:snapToGrid w:val="0"/>
+        <w:textAlignment w:val="baseline"/>
       </w:pPr>
       <w:r>
         <w:t>第一季度经费支出主要为研发人员工资薪金，设备采购和外部服务尚未发生。经费使用符合预算计划，未出现超支情况。</w:t>
       </w:r>
     </w:p>
-    <w:bookmarkEnd w:id="36"/>
     <w:p>
       <w:pPr>
         <w:pStyle w:val="26"/>
+        <w:keepNext w:val="0"/>
+        <w:keepLines w:val="0"/>
+        <w:pageBreakBefore w:val="0"/>
+        <w:widowControl w:val="0"/>
+        <w:kinsoku w:val="0"/>
+        <w:wordWrap/>
+        <w:overflowPunct/>
+        <w:topLinePunct w:val="0"/>
+        <w:autoSpaceDE w:val="0"/>
+        <w:autoSpaceDN w:val="0"/>
         <w:bidi w:val="0"/>
+        <w:adjustRightInd w:val="0"/>
+        <w:snapToGrid w:val="0"/>
+        <w:textAlignment w:val="baseline"/>
       </w:pPr>
       <w:bookmarkStart w:id="34" w:name="heading_16"/>
-      <w:bookmarkStart w:id="35" w:name="_Toc23222"/>
+      <w:bookmarkStart w:id="35" w:name="_Toc30094"/>
       <w:r>
         <w:t>下季度工作计划</w:t>
       </w:r>
@@ -6817,7 +8750,20 @@
     <w:p>
       <w:pPr>
         <w:pStyle w:val="27"/>
+        <w:keepNext w:val="0"/>
+        <w:keepLines w:val="0"/>
+        <w:pageBreakBefore w:val="0"/>
+        <w:widowControl w:val="0"/>
+        <w:kinsoku w:val="0"/>
+        <w:wordWrap/>
+        <w:overflowPunct/>
+        <w:topLinePunct w:val="0"/>
+        <w:autoSpaceDE w:val="0"/>
+        <w:autoSpaceDN w:val="0"/>
         <w:bidi w:val="0"/>
+        <w:adjustRightInd w:val="0"/>
+        <w:snapToGrid w:val="0"/>
+        <w:textAlignment w:val="baseline"/>
       </w:pPr>
       <w:r>
         <w:t>根据《2026年度运维服务技术研发规划》，第二季度重点工作安排如下：</w:t>
@@ -6826,12 +8772,25 @@
     <w:p>
       <w:pPr>
         <w:pStyle w:val="40"/>
+        <w:keepNext w:val="0"/>
+        <w:keepLines w:val="0"/>
+        <w:pageBreakBefore w:val="0"/>
+        <w:widowControl w:val="0"/>
         <w:numPr>
           <w:ilvl w:val="0"/>
           <w:numId w:val="9"/>
         </w:numPr>
+        <w:kinsoku w:val="0"/>
+        <w:wordWrap/>
+        <w:overflowPunct/>
+        <w:topLinePunct w:val="0"/>
+        <w:autoSpaceDE w:val="0"/>
+        <w:autoSpaceDN w:val="0"/>
         <w:bidi w:val="0"/>
+        <w:adjustRightInd w:val="0"/>
+        <w:snapToGrid w:val="0"/>
         <w:ind w:left="425" w:leftChars="0" w:hanging="425" w:firstLineChars="0"/>
+        <w:textAlignment w:val="baseline"/>
       </w:pPr>
       <w:r>
         <w:t>运维管理平台优化：启动研发&amp;测试阶段工作，完成核心功能开发（4月-8月）</w:t>
@@ -6840,12 +8799,25 @@
     <w:p>
       <w:pPr>
         <w:pStyle w:val="40"/>
+        <w:keepNext w:val="0"/>
+        <w:keepLines w:val="0"/>
+        <w:pageBreakBefore w:val="0"/>
+        <w:widowControl w:val="0"/>
         <w:numPr>
           <w:ilvl w:val="0"/>
           <w:numId w:val="9"/>
         </w:numPr>
+        <w:kinsoku w:val="0"/>
+        <w:wordWrap/>
+        <w:overflowPunct/>
+        <w:topLinePunct w:val="0"/>
+        <w:autoSpaceDE w:val="0"/>
+        <w:autoSpaceDN w:val="0"/>
         <w:bidi w:val="0"/>
+        <w:adjustRightInd w:val="0"/>
+        <w:snapToGrid w:val="0"/>
         <w:ind w:left="425" w:leftChars="0" w:hanging="425" w:firstLineChars="0"/>
+        <w:textAlignment w:val="baseline"/>
       </w:pPr>
       <w:r>
         <w:t>监控告警平台升级：完成升级方案评审，启动开发工作</w:t>
@@ -6854,12 +8826,25 @@
     <w:p>
       <w:pPr>
         <w:pStyle w:val="40"/>
+        <w:keepNext w:val="0"/>
+        <w:keepLines w:val="0"/>
+        <w:pageBreakBefore w:val="0"/>
+        <w:widowControl w:val="0"/>
         <w:numPr>
           <w:ilvl w:val="0"/>
           <w:numId w:val="9"/>
         </w:numPr>
+        <w:kinsoku w:val="0"/>
+        <w:wordWrap/>
+        <w:overflowPunct/>
+        <w:topLinePunct w:val="0"/>
+        <w:autoSpaceDE w:val="0"/>
+        <w:autoSpaceDN w:val="0"/>
         <w:bidi w:val="0"/>
+        <w:adjustRightInd w:val="0"/>
+        <w:snapToGrid w:val="0"/>
         <w:ind w:left="425" w:leftChars="0" w:hanging="425" w:firstLineChars="0"/>
+        <w:textAlignment w:val="baseline"/>
       </w:pPr>
       <w:r>
         <w:t>技术手册研发：启动《网络设备故障排查手册》和《服务器硬件维护手册》的编写工作，争取6月完成初稿</w:t>
@@ -6868,12 +8853,25 @@
     <w:p>
       <w:pPr>
         <w:pStyle w:val="40"/>
+        <w:keepNext w:val="0"/>
+        <w:keepLines w:val="0"/>
+        <w:pageBreakBefore w:val="0"/>
+        <w:widowControl w:val="0"/>
         <w:numPr>
           <w:ilvl w:val="0"/>
           <w:numId w:val="9"/>
         </w:numPr>
+        <w:kinsoku w:val="0"/>
+        <w:wordWrap/>
+        <w:overflowPunct/>
+        <w:topLinePunct w:val="0"/>
+        <w:autoSpaceDE w:val="0"/>
+        <w:autoSpaceDN w:val="0"/>
         <w:bidi w:val="0"/>
+        <w:adjustRightInd w:val="0"/>
+        <w:snapToGrid w:val="0"/>
         <w:ind w:left="425" w:leftChars="0" w:hanging="425" w:firstLineChars="0"/>
+        <w:textAlignment w:val="baseline"/>
       </w:pPr>
       <w:r>
         <w:t>新技术储备：继续深入学习自动化运维和容器化技术，开展实践演练</w:t>
@@ -6882,12 +8880,25 @@
     <w:p>
       <w:pPr>
         <w:pStyle w:val="40"/>
+        <w:keepNext w:val="0"/>
+        <w:keepLines w:val="0"/>
+        <w:pageBreakBefore w:val="0"/>
+        <w:widowControl w:val="0"/>
         <w:numPr>
           <w:ilvl w:val="0"/>
           <w:numId w:val="9"/>
         </w:numPr>
+        <w:kinsoku w:val="0"/>
+        <w:wordWrap/>
+        <w:overflowPunct/>
+        <w:topLinePunct w:val="0"/>
+        <w:autoSpaceDE w:val="0"/>
+        <w:autoSpaceDN w:val="0"/>
         <w:bidi w:val="0"/>
+        <w:adjustRightInd w:val="0"/>
+        <w:snapToGrid w:val="0"/>
         <w:ind w:left="425" w:leftChars="0" w:hanging="425" w:firstLineChars="0"/>
+        <w:textAlignment w:val="baseline"/>
       </w:pPr>
       <w:r>
         <w:t>研发经费管理：根据项目进度，适时启动设备采购和外部服务采购</w:t>
